--- a/Memoria_1erAvançament_PereRoca.docx
+++ b/Memoria_1erAvançament_PereRoca.docx
@@ -80,7 +80,7 @@
           </mc:Choice>
           <mc:Fallback>
             <w:pict>
-              <v:rect w14:anchorId="7100A0EA" id="2 Rectángulo" o:spid="_x0000_s1026" style="position:absolute;margin-left:370.3pt;margin-top:.75pt;width:421.5pt;height:624.75pt;z-index:-251657216;visibility:visible;mso-wrap-style:square;mso-width-percent:0;mso-height-percent:0;mso-wrap-distance-left:1.05pt;mso-wrap-distance-top:1.05pt;mso-wrap-distance-right:.95pt;mso-wrap-distance-bottom:.95pt;mso-position-horizontal:right;mso-position-horizontal-relative:margin;mso-position-vertical:absolute;mso-position-vertical-relative:text;mso-width-percent:0;mso-height-percent:0;mso-width-relative:margin;mso-height-relative:margin;v-text-anchor:top" o:gfxdata="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" filled="f" strokecolor="#3a5f8b" strokeweight="2.25pt">
+              <v:rect w14:anchorId="45168820" id="2 Rectángulo" o:spid="_x0000_s1026" style="position:absolute;margin-left:370.3pt;margin-top:.75pt;width:421.5pt;height:624.75pt;z-index:-251657216;visibility:visible;mso-wrap-style:square;mso-width-percent:0;mso-height-percent:0;mso-wrap-distance-left:1.05pt;mso-wrap-distance-top:1.05pt;mso-wrap-distance-right:.95pt;mso-wrap-distance-bottom:.95pt;mso-position-horizontal:right;mso-position-horizontal-relative:margin;mso-position-vertical:absolute;mso-position-vertical-relative:text;mso-width-percent:0;mso-height-percent:0;mso-width-relative:margin;mso-height-relative:margin;v-text-anchor:top" o:gfxdata="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" filled="f" strokecolor="#3a5f8b" strokeweight="2.25pt">
                 <v:stroke dashstyle="1 1" joinstyle="round"/>
                 <w10:wrap anchorx="margin"/>
               </v:rect>
@@ -460,15 +460,16 @@
         </w:rPr>
         <w:t>Sant Julià de Lòria, XX de juny 202</w:t>
       </w:r>
-    </w:p>
-    <w:p/>
-    <w:p/>
+      <w:r>
+        <w:rPr>
+          <w:sz w:val="18"/>
+        </w:rPr>
+        <w:t>6</w:t>
+      </w:r>
+    </w:p>
     <w:sdt>
       <w:sdtPr>
-        <w:rPr>
-          <w:color w:val="auto"/>
-        </w:rPr>
-        <w:id w:val="75870517"/>
+        <w:id w:val="632685318"/>
         <w:docPartObj>
           <w:docPartGallery w:val="Table of Contents"/>
           <w:docPartUnique/>
@@ -478,6 +479,7 @@
         <w:rPr>
           <w:rFonts w:asciiTheme="minorHAnsi" w:eastAsiaTheme="minorHAnsi" w:hAnsiTheme="minorHAnsi" w:cstheme="minorBidi"/>
           <w:bCs/>
+          <w:color w:val="auto"/>
           <w:kern w:val="2"/>
           <w:sz w:val="22"/>
           <w:szCs w:val="22"/>
@@ -489,15 +491,9 @@
         <w:p>
           <w:pPr>
             <w:pStyle w:val="TtuloTDC"/>
-            <w:rPr>
-              <w:color w:val="auto"/>
-            </w:rPr>
           </w:pPr>
           <w:r>
-            <w:rPr>
-              <w:color w:val="auto"/>
-            </w:rPr>
-            <w:t>Índex de Continguts</w:t>
+            <w:t>Índex de continguts</w:t>
           </w:r>
         </w:p>
         <w:p>
@@ -523,7 +519,7 @@
           <w:r>
             <w:fldChar w:fldCharType="separate"/>
           </w:r>
-          <w:hyperlink w:anchor="_Toc225090076" w:history="1">
+          <w:hyperlink w:anchor="_Toc225091741" w:history="1">
             <w:r>
               <w:rPr>
                 <w:rStyle w:val="Hipervnculo"/>
@@ -550,7 +546,7 @@
                 <w:noProof/>
                 <w:webHidden/>
               </w:rPr>
-              <w:instrText xml:space="preserve"> PAGEREF _Toc225090076 \h </w:instrText>
+              <w:instrText xml:space="preserve"> PAGEREF _Toc225091741 \h </w:instrText>
             </w:r>
             <w:r>
               <w:rPr>
@@ -570,7 +566,7 @@
                 <w:noProof/>
                 <w:webHidden/>
               </w:rPr>
-              <w:t>3</w:t>
+              <w:t>4</w:t>
             </w:r>
             <w:r>
               <w:rPr>
@@ -595,7 +591,7 @@
               <w:lang w:eastAsia="es-ES"/>
             </w:rPr>
           </w:pPr>
-          <w:hyperlink w:anchor="_Toc225090077" w:history="1">
+          <w:hyperlink w:anchor="_Toc225091742" w:history="1">
             <w:r>
               <w:rPr>
                 <w:rStyle w:val="Hipervnculo"/>
@@ -622,7 +618,7 @@
                 <w:noProof/>
                 <w:webHidden/>
               </w:rPr>
-              <w:instrText xml:space="preserve"> PAGEREF _Toc225090077 \h </w:instrText>
+              <w:instrText xml:space="preserve"> PAGEREF _Toc225091742 \h </w:instrText>
             </w:r>
             <w:r>
               <w:rPr>
@@ -642,7 +638,7 @@
                 <w:noProof/>
                 <w:webHidden/>
               </w:rPr>
-              <w:t>4</w:t>
+              <w:t>5</w:t>
             </w:r>
             <w:r>
               <w:rPr>
@@ -667,7 +663,7 @@
               <w:lang w:eastAsia="es-ES"/>
             </w:rPr>
           </w:pPr>
-          <w:hyperlink w:anchor="_Toc225090078" w:history="1">
+          <w:hyperlink w:anchor="_Toc225091743" w:history="1">
             <w:r>
               <w:rPr>
                 <w:rStyle w:val="Hipervnculo"/>
@@ -694,7 +690,7 @@
                 <w:noProof/>
                 <w:webHidden/>
               </w:rPr>
-              <w:instrText xml:space="preserve"> PAGEREF _Toc225090078 \h </w:instrText>
+              <w:instrText xml:space="preserve"> PAGEREF _Toc225091743 \h </w:instrText>
             </w:r>
             <w:r>
               <w:rPr>
@@ -714,7 +710,7 @@
                 <w:noProof/>
                 <w:webHidden/>
               </w:rPr>
-              <w:t>4</w:t>
+              <w:t>5</w:t>
             </w:r>
             <w:r>
               <w:rPr>
@@ -739,7 +735,7 @@
               <w:lang w:eastAsia="es-ES"/>
             </w:rPr>
           </w:pPr>
-          <w:hyperlink w:anchor="_Toc225090079" w:history="1">
+          <w:hyperlink w:anchor="_Toc225091744" w:history="1">
             <w:r>
               <w:rPr>
                 <w:rStyle w:val="Hipervnculo"/>
@@ -766,7 +762,7 @@
                 <w:noProof/>
                 <w:webHidden/>
               </w:rPr>
-              <w:instrText xml:space="preserve"> PAGEREF _Toc225090079 \h </w:instrText>
+              <w:instrText xml:space="preserve"> PAGEREF _Toc225091744 \h </w:instrText>
             </w:r>
             <w:r>
               <w:rPr>
@@ -786,7 +782,7 @@
                 <w:noProof/>
                 <w:webHidden/>
               </w:rPr>
-              <w:t>4</w:t>
+              <w:t>5</w:t>
             </w:r>
             <w:r>
               <w:rPr>
@@ -811,7 +807,7 @@
               <w:lang w:eastAsia="es-ES"/>
             </w:rPr>
           </w:pPr>
-          <w:hyperlink w:anchor="_Toc225090080" w:history="1">
+          <w:hyperlink w:anchor="_Toc225091745" w:history="1">
             <w:r>
               <w:rPr>
                 <w:rStyle w:val="Hipervnculo"/>
@@ -838,7 +834,7 @@
                 <w:noProof/>
                 <w:webHidden/>
               </w:rPr>
-              <w:instrText xml:space="preserve"> PAGEREF _Toc225090080 \h </w:instrText>
+              <w:instrText xml:space="preserve"> PAGEREF _Toc225091745 \h </w:instrText>
             </w:r>
             <w:r>
               <w:rPr>
@@ -858,7 +854,7 @@
                 <w:noProof/>
                 <w:webHidden/>
               </w:rPr>
-              <w:t>4</w:t>
+              <w:t>5</w:t>
             </w:r>
             <w:r>
               <w:rPr>
@@ -883,7 +879,7 @@
               <w:lang w:eastAsia="es-ES"/>
             </w:rPr>
           </w:pPr>
-          <w:hyperlink w:anchor="_Toc225090081" w:history="1">
+          <w:hyperlink w:anchor="_Toc225091746" w:history="1">
             <w:r>
               <w:rPr>
                 <w:rStyle w:val="Hipervnculo"/>
@@ -910,7 +906,7 @@
                 <w:noProof/>
                 <w:webHidden/>
               </w:rPr>
-              <w:instrText xml:space="preserve"> PAGEREF _Toc225090081 \h </w:instrText>
+              <w:instrText xml:space="preserve"> PAGEREF _Toc225091746 \h </w:instrText>
             </w:r>
             <w:r>
               <w:rPr>
@@ -930,7 +926,7 @@
                 <w:noProof/>
                 <w:webHidden/>
               </w:rPr>
-              <w:t>5</w:t>
+              <w:t>6</w:t>
             </w:r>
             <w:r>
               <w:rPr>
@@ -955,7 +951,7 @@
               <w:lang w:eastAsia="es-ES"/>
             </w:rPr>
           </w:pPr>
-          <w:hyperlink w:anchor="_Toc225090082" w:history="1">
+          <w:hyperlink w:anchor="_Toc225091747" w:history="1">
             <w:r>
               <w:rPr>
                 <w:rStyle w:val="Hipervnculo"/>
@@ -982,7 +978,7 @@
                 <w:noProof/>
                 <w:webHidden/>
               </w:rPr>
-              <w:instrText xml:space="preserve"> PAGEREF _Toc225090082 \h </w:instrText>
+              <w:instrText xml:space="preserve"> PAGEREF _Toc225091747 \h </w:instrText>
             </w:r>
             <w:r>
               <w:rPr>
@@ -1002,7 +998,7 @@
                 <w:noProof/>
                 <w:webHidden/>
               </w:rPr>
-              <w:t>5</w:t>
+              <w:t>6</w:t>
             </w:r>
             <w:r>
               <w:rPr>
@@ -1027,7 +1023,7 @@
               <w:lang w:eastAsia="es-ES"/>
             </w:rPr>
           </w:pPr>
-          <w:hyperlink w:anchor="_Toc225090083" w:history="1">
+          <w:hyperlink w:anchor="_Toc225091748" w:history="1">
             <w:r>
               <w:rPr>
                 <w:rStyle w:val="Hipervnculo"/>
@@ -1054,7 +1050,7 @@
                 <w:noProof/>
                 <w:webHidden/>
               </w:rPr>
-              <w:instrText xml:space="preserve"> PAGEREF _Toc225090083 \h </w:instrText>
+              <w:instrText xml:space="preserve"> PAGEREF _Toc225091748 \h </w:instrText>
             </w:r>
             <w:r>
               <w:rPr>
@@ -1074,7 +1070,7 @@
                 <w:noProof/>
                 <w:webHidden/>
               </w:rPr>
-              <w:t>6</w:t>
+              <w:t>7</w:t>
             </w:r>
             <w:r>
               <w:rPr>
@@ -1099,7 +1095,7 @@
               <w:lang w:eastAsia="es-ES"/>
             </w:rPr>
           </w:pPr>
-          <w:hyperlink w:anchor="_Toc225090084" w:history="1">
+          <w:hyperlink w:anchor="_Toc225091749" w:history="1">
             <w:r>
               <w:rPr>
                 <w:rStyle w:val="Hipervnculo"/>
@@ -1126,7 +1122,7 @@
                 <w:noProof/>
                 <w:webHidden/>
               </w:rPr>
-              <w:instrText xml:space="preserve"> PAGEREF _Toc225090084 \h </w:instrText>
+              <w:instrText xml:space="preserve"> PAGEREF _Toc225091749 \h </w:instrText>
             </w:r>
             <w:r>
               <w:rPr>
@@ -1146,7 +1142,7 @@
                 <w:noProof/>
                 <w:webHidden/>
               </w:rPr>
-              <w:t>6</w:t>
+              <w:t>7</w:t>
             </w:r>
             <w:r>
               <w:rPr>
@@ -1171,7 +1167,7 @@
               <w:lang w:eastAsia="es-ES"/>
             </w:rPr>
           </w:pPr>
-          <w:hyperlink w:anchor="_Toc225090085" w:history="1">
+          <w:hyperlink w:anchor="_Toc225091750" w:history="1">
             <w:r>
               <w:rPr>
                 <w:rStyle w:val="Hipervnculo"/>
@@ -1198,7 +1194,7 @@
                 <w:noProof/>
                 <w:webHidden/>
               </w:rPr>
-              <w:instrText xml:space="preserve"> PAGEREF _Toc225090085 \h </w:instrText>
+              <w:instrText xml:space="preserve"> PAGEREF _Toc225091750 \h </w:instrText>
             </w:r>
             <w:r>
               <w:rPr>
@@ -1218,7 +1214,7 @@
                 <w:noProof/>
                 <w:webHidden/>
               </w:rPr>
-              <w:t>7</w:t>
+              <w:t>8</w:t>
             </w:r>
             <w:r>
               <w:rPr>
@@ -1243,7 +1239,7 @@
               <w:lang w:eastAsia="es-ES"/>
             </w:rPr>
           </w:pPr>
-          <w:hyperlink w:anchor="_Toc225090086" w:history="1">
+          <w:hyperlink w:anchor="_Toc225091751" w:history="1">
             <w:r>
               <w:rPr>
                 <w:rStyle w:val="Hipervnculo"/>
@@ -1270,7 +1266,7 @@
                 <w:noProof/>
                 <w:webHidden/>
               </w:rPr>
-              <w:instrText xml:space="preserve"> PAGEREF _Toc225090086 \h </w:instrText>
+              <w:instrText xml:space="preserve"> PAGEREF _Toc225091751 \h </w:instrText>
             </w:r>
             <w:r>
               <w:rPr>
@@ -1290,7 +1286,7 @@
                 <w:noProof/>
                 <w:webHidden/>
               </w:rPr>
-              <w:t>7</w:t>
+              <w:t>8</w:t>
             </w:r>
             <w:r>
               <w:rPr>
@@ -1315,13 +1311,13 @@
               <w:lang w:eastAsia="es-ES"/>
             </w:rPr>
           </w:pPr>
-          <w:hyperlink w:anchor="_Toc225090087" w:history="1">
+          <w:hyperlink w:anchor="_Toc225091752" w:history="1">
             <w:r>
               <w:rPr>
                 <w:rStyle w:val="Hipervnculo"/>
                 <w:noProof/>
               </w:rPr>
-              <w:t>2. Desenvolupament realitzat fins ara</w:t>
+              <w:t>2. Anàlisi</w:t>
             </w:r>
             <w:r>
               <w:rPr>
@@ -1342,7 +1338,7 @@
                 <w:noProof/>
                 <w:webHidden/>
               </w:rPr>
-              <w:instrText xml:space="preserve"> PAGEREF _Toc225090087 \h </w:instrText>
+              <w:instrText xml:space="preserve"> PAGEREF _Toc225091752 \h </w:instrText>
             </w:r>
             <w:r>
               <w:rPr>
@@ -1362,7 +1358,7 @@
                 <w:noProof/>
                 <w:webHidden/>
               </w:rPr>
-              <w:t>8</w:t>
+              <w:t>9</w:t>
             </w:r>
             <w:r>
               <w:rPr>
@@ -1387,13 +1383,13 @@
               <w:lang w:eastAsia="es-ES"/>
             </w:rPr>
           </w:pPr>
-          <w:hyperlink w:anchor="_Toc225090088" w:history="1">
+          <w:hyperlink w:anchor="_Toc225091753" w:history="1">
             <w:r>
               <w:rPr>
                 <w:rStyle w:val="Hipervnculo"/>
                 <w:noProof/>
               </w:rPr>
-              <w:t>2.1 Implementació de la infraestructura amb Docker</w:t>
+              <w:t>2.1 Problemàtica</w:t>
             </w:r>
             <w:r>
               <w:rPr>
@@ -1414,7 +1410,7 @@
                 <w:noProof/>
                 <w:webHidden/>
               </w:rPr>
-              <w:instrText xml:space="preserve"> PAGEREF _Toc225090088 \h </w:instrText>
+              <w:instrText xml:space="preserve"> PAGEREF _Toc225091753 \h </w:instrText>
             </w:r>
             <w:r>
               <w:rPr>
@@ -1434,7 +1430,7 @@
                 <w:noProof/>
                 <w:webHidden/>
               </w:rPr>
-              <w:t>8</w:t>
+              <w:t>9</w:t>
             </w:r>
             <w:r>
               <w:rPr>
@@ -1459,21 +1455,13 @@
               <w:lang w:eastAsia="es-ES"/>
             </w:rPr>
           </w:pPr>
-          <w:hyperlink w:anchor="_Toc225090089" w:history="1">
+          <w:hyperlink w:anchor="_Toc225091754" w:history="1">
             <w:r>
               <w:rPr>
                 <w:rStyle w:val="Hipervnculo"/>
-                <w:rFonts w:ascii="Segoe UI Emoji" w:hAnsi="Segoe UI Emoji" w:cs="Segoe UI Emoji"/>
-                <w:noProof/>
-              </w:rPr>
-              <w:t xml:space="preserve">2.2 </w:t>
-            </w:r>
-            <w:r>
-              <w:rPr>
-                <w:rStyle w:val="Hipervnculo"/>
-                <w:noProof/>
-              </w:rPr>
-              <w:t>Configuració de la xarxa segmentada</w:t>
+                <w:noProof/>
+              </w:rPr>
+              <w:t>2.2 Estat de l’art</w:t>
             </w:r>
             <w:r>
               <w:rPr>
@@ -1494,7 +1482,7 @@
                 <w:noProof/>
                 <w:webHidden/>
               </w:rPr>
-              <w:instrText xml:space="preserve"> PAGEREF _Toc225090089 \h </w:instrText>
+              <w:instrText xml:space="preserve"> PAGEREF _Toc225091754 \h </w:instrText>
             </w:r>
             <w:r>
               <w:rPr>
@@ -1514,7 +1502,7 @@
                 <w:noProof/>
                 <w:webHidden/>
               </w:rPr>
-              <w:t>8</w:t>
+              <w:t>9</w:t>
             </w:r>
             <w:r>
               <w:rPr>
@@ -1539,21 +1527,13 @@
               <w:lang w:eastAsia="es-ES"/>
             </w:rPr>
           </w:pPr>
-          <w:hyperlink w:anchor="_Toc225090090" w:history="1">
+          <w:hyperlink w:anchor="_Toc225091755" w:history="1">
             <w:r>
               <w:rPr>
                 <w:rStyle w:val="Hipervnculo"/>
-                <w:rFonts w:ascii="Segoe UI Emoji" w:hAnsi="Segoe UI Emoji" w:cs="Segoe UI Emoji"/>
-                <w:noProof/>
-              </w:rPr>
-              <w:t xml:space="preserve">2.3 </w:t>
-            </w:r>
-            <w:r>
-              <w:rPr>
-                <w:rStyle w:val="Hipervnculo"/>
-                <w:noProof/>
-              </w:rPr>
-              <w:t>Flux funcional validat</w:t>
+                <w:noProof/>
+              </w:rPr>
+              <w:t>2.3 Objectius tècnics</w:t>
             </w:r>
             <w:r>
               <w:rPr>
@@ -1574,7 +1554,7 @@
                 <w:noProof/>
                 <w:webHidden/>
               </w:rPr>
-              <w:instrText xml:space="preserve"> PAGEREF _Toc225090090 \h </w:instrText>
+              <w:instrText xml:space="preserve"> PAGEREF _Toc225091755 \h </w:instrText>
             </w:r>
             <w:r>
               <w:rPr>
@@ -1594,7 +1574,7 @@
                 <w:noProof/>
                 <w:webHidden/>
               </w:rPr>
-              <w:t>8</w:t>
+              <w:t>10</w:t>
             </w:r>
             <w:r>
               <w:rPr>
@@ -1619,21 +1599,85 @@
               <w:lang w:eastAsia="es-ES"/>
             </w:rPr>
           </w:pPr>
-          <w:hyperlink w:anchor="_Toc225090091" w:history="1">
+          <w:hyperlink w:anchor="_Toc225091756" w:history="1">
             <w:r>
               <w:rPr>
                 <w:rStyle w:val="Hipervnculo"/>
-                <w:rFonts w:ascii="Segoe UI Emoji" w:hAnsi="Segoe UI Emoji" w:cs="Segoe UI Emoji"/>
-                <w:noProof/>
-              </w:rPr>
-              <w:t xml:space="preserve">2.4 </w:t>
-            </w:r>
+                <w:noProof/>
+              </w:rPr>
+              <w:t>2.4 Requisits tècnics</w:t>
+            </w:r>
+            <w:r>
+              <w:rPr>
+                <w:noProof/>
+                <w:webHidden/>
+              </w:rPr>
+              <w:tab/>
+            </w:r>
+            <w:r>
+              <w:rPr>
+                <w:noProof/>
+                <w:webHidden/>
+              </w:rPr>
+              <w:fldChar w:fldCharType="begin"/>
+            </w:r>
+            <w:r>
+              <w:rPr>
+                <w:noProof/>
+                <w:webHidden/>
+              </w:rPr>
+              <w:instrText xml:space="preserve"> PAGEREF _Toc225091756 \h </w:instrText>
+            </w:r>
+            <w:r>
+              <w:rPr>
+                <w:noProof/>
+                <w:webHidden/>
+              </w:rPr>
+            </w:r>
+            <w:r>
+              <w:rPr>
+                <w:noProof/>
+                <w:webHidden/>
+              </w:rPr>
+              <w:fldChar w:fldCharType="separate"/>
+            </w:r>
+            <w:r>
+              <w:rPr>
+                <w:noProof/>
+                <w:webHidden/>
+              </w:rPr>
+              <w:t>10</w:t>
+            </w:r>
+            <w:r>
+              <w:rPr>
+                <w:noProof/>
+                <w:webHidden/>
+              </w:rPr>
+              <w:fldChar w:fldCharType="end"/>
+            </w:r>
+          </w:hyperlink>
+        </w:p>
+        <w:p>
+          <w:pPr>
+            <w:pStyle w:val="TDC1"/>
+            <w:tabs>
+              <w:tab w:val="right" w:leader="dot" w:pos="8494"/>
+            </w:tabs>
+            <w:rPr>
+              <w:rFonts w:eastAsiaTheme="minorEastAsia"/>
+              <w:noProof/>
+              <w:sz w:val="24"/>
+              <w:szCs w:val="24"/>
+              <w:lang w:eastAsia="es-ES"/>
+            </w:rPr>
+          </w:pPr>
+          <w:hyperlink w:anchor="_Toc225091757" w:history="1">
             <w:r>
               <w:rPr>
                 <w:rStyle w:val="Hipervnculo"/>
                 <w:noProof/>
               </w:rPr>
-              <w:t>Primera prova de simulació d’atac</w:t>
+              <w:t>3. Disseny</w:t>
             </w:r>
             <w:r>
               <w:rPr>
@@ -1654,7 +1698,7 @@
                 <w:noProof/>
                 <w:webHidden/>
               </w:rPr>
-              <w:instrText xml:space="preserve"> PAGEREF _Toc225090091 \h </w:instrText>
+              <w:instrText xml:space="preserve"> PAGEREF _Toc225091757 \h </w:instrText>
             </w:r>
             <w:r>
               <w:rPr>
@@ -1674,7 +1718,7 @@
                 <w:noProof/>
                 <w:webHidden/>
               </w:rPr>
-              <w:t>9</w:t>
+              <w:t>11</w:t>
             </w:r>
             <w:r>
               <w:rPr>
@@ -1699,21 +1743,13 @@
               <w:lang w:eastAsia="es-ES"/>
             </w:rPr>
           </w:pPr>
-          <w:hyperlink w:anchor="_Toc225090092" w:history="1">
+          <w:hyperlink w:anchor="_Toc225091758" w:history="1">
             <w:r>
               <w:rPr>
                 <w:rStyle w:val="Hipervnculo"/>
-                <w:rFonts w:ascii="Segoe UI Emoji" w:hAnsi="Segoe UI Emoji" w:cs="Segoe UI Emoji"/>
-                <w:noProof/>
-              </w:rPr>
-              <w:t xml:space="preserve">2.5 </w:t>
-            </w:r>
-            <w:r>
-              <w:rPr>
-                <w:rStyle w:val="Hipervnculo"/>
-                <w:noProof/>
-              </w:rPr>
-              <w:t>Generació de logs i evidències</w:t>
+                <w:noProof/>
+              </w:rPr>
+              <w:t>3.1 Arquitectura</w:t>
             </w:r>
             <w:r>
               <w:rPr>
@@ -1734,7 +1770,7 @@
                 <w:noProof/>
                 <w:webHidden/>
               </w:rPr>
-              <w:instrText xml:space="preserve"> PAGEREF _Toc225090092 \h </w:instrText>
+              <w:instrText xml:space="preserve"> PAGEREF _Toc225091758 \h </w:instrText>
             </w:r>
             <w:r>
               <w:rPr>
@@ -1754,7 +1790,7 @@
                 <w:noProof/>
                 <w:webHidden/>
               </w:rPr>
-              <w:t>9</w:t>
+              <w:t>11</w:t>
             </w:r>
             <w:r>
               <w:rPr>
@@ -1779,21 +1815,85 @@
               <w:lang w:eastAsia="es-ES"/>
             </w:rPr>
           </w:pPr>
-          <w:hyperlink w:anchor="_Toc225090093" w:history="1">
+          <w:hyperlink w:anchor="_Toc225091759" w:history="1">
             <w:r>
               <w:rPr>
                 <w:rStyle w:val="Hipervnculo"/>
-                <w:rFonts w:ascii="Segoe UI Emoji" w:hAnsi="Segoe UI Emoji" w:cs="Segoe UI Emoji"/>
-                <w:noProof/>
-              </w:rPr>
-              <w:t xml:space="preserve">2.6 </w:t>
-            </w:r>
+                <w:noProof/>
+              </w:rPr>
+              <w:t>3.2 Components</w:t>
+            </w:r>
+            <w:r>
+              <w:rPr>
+                <w:noProof/>
+                <w:webHidden/>
+              </w:rPr>
+              <w:tab/>
+            </w:r>
+            <w:r>
+              <w:rPr>
+                <w:noProof/>
+                <w:webHidden/>
+              </w:rPr>
+              <w:fldChar w:fldCharType="begin"/>
+            </w:r>
+            <w:r>
+              <w:rPr>
+                <w:noProof/>
+                <w:webHidden/>
+              </w:rPr>
+              <w:instrText xml:space="preserve"> PAGEREF _Toc225091759 \h </w:instrText>
+            </w:r>
+            <w:r>
+              <w:rPr>
+                <w:noProof/>
+                <w:webHidden/>
+              </w:rPr>
+            </w:r>
+            <w:r>
+              <w:rPr>
+                <w:noProof/>
+                <w:webHidden/>
+              </w:rPr>
+              <w:fldChar w:fldCharType="separate"/>
+            </w:r>
+            <w:r>
+              <w:rPr>
+                <w:noProof/>
+                <w:webHidden/>
+              </w:rPr>
+              <w:t>12</w:t>
+            </w:r>
+            <w:r>
+              <w:rPr>
+                <w:noProof/>
+                <w:webHidden/>
+              </w:rPr>
+              <w:fldChar w:fldCharType="end"/>
+            </w:r>
+          </w:hyperlink>
+        </w:p>
+        <w:p>
+          <w:pPr>
+            <w:pStyle w:val="TDC2"/>
+            <w:tabs>
+              <w:tab w:val="right" w:leader="dot" w:pos="8494"/>
+            </w:tabs>
+            <w:rPr>
+              <w:rFonts w:eastAsiaTheme="minorEastAsia"/>
+              <w:noProof/>
+              <w:sz w:val="24"/>
+              <w:szCs w:val="24"/>
+              <w:lang w:eastAsia="es-ES"/>
+            </w:rPr>
+          </w:pPr>
+          <w:hyperlink w:anchor="_Toc225091760" w:history="1">
             <w:r>
               <w:rPr>
                 <w:rStyle w:val="Hipervnculo"/>
                 <w:noProof/>
               </w:rPr>
-              <w:t>Evidències del progrés</w:t>
+              <w:t>3.3 Altres dissenys</w:t>
             </w:r>
             <w:r>
               <w:rPr>
@@ -1814,7 +1914,7 @@
                 <w:noProof/>
                 <w:webHidden/>
               </w:rPr>
-              <w:instrText xml:space="preserve"> PAGEREF _Toc225090093 \h </w:instrText>
+              <w:instrText xml:space="preserve"> PAGEREF _Toc225091760 \h </w:instrText>
             </w:r>
             <w:r>
               <w:rPr>
@@ -1834,7 +1934,7 @@
                 <w:noProof/>
                 <w:webHidden/>
               </w:rPr>
-              <w:t>9</w:t>
+              <w:t>13</w:t>
             </w:r>
             <w:r>
               <w:rPr>
@@ -1859,21 +1959,13 @@
               <w:lang w:eastAsia="es-ES"/>
             </w:rPr>
           </w:pPr>
-          <w:hyperlink w:anchor="_Toc225090094" w:history="1">
+          <w:hyperlink w:anchor="_Toc225091761" w:history="1">
             <w:r>
               <w:rPr>
                 <w:rStyle w:val="Hipervnculo"/>
-                <w:rFonts w:ascii="Segoe UI Emoji" w:hAnsi="Segoe UI Emoji" w:cs="Segoe UI Emoji"/>
-                <w:noProof/>
-              </w:rPr>
-              <w:t xml:space="preserve">3 </w:t>
-            </w:r>
-            <w:r>
-              <w:rPr>
-                <w:rStyle w:val="Hipervnculo"/>
-                <w:noProof/>
-              </w:rPr>
-              <w:t>Incidències i decisions tècniques</w:t>
+                <w:noProof/>
+              </w:rPr>
+              <w:t>Desenvolupament realitzat fins ara</w:t>
             </w:r>
             <w:r>
               <w:rPr>
@@ -1894,7 +1986,7 @@
                 <w:noProof/>
                 <w:webHidden/>
               </w:rPr>
-              <w:instrText xml:space="preserve"> PAGEREF _Toc225090094 \h </w:instrText>
+              <w:instrText xml:space="preserve"> PAGEREF _Toc225091761 \h </w:instrText>
             </w:r>
             <w:r>
               <w:rPr>
@@ -1914,7 +2006,7 @@
                 <w:noProof/>
                 <w:webHidden/>
               </w:rPr>
-              <w:t>10</w:t>
+              <w:t>14</w:t>
             </w:r>
             <w:r>
               <w:rPr>
@@ -1939,21 +2031,13 @@
               <w:lang w:eastAsia="es-ES"/>
             </w:rPr>
           </w:pPr>
-          <w:hyperlink w:anchor="_Toc225090095" w:history="1">
+          <w:hyperlink w:anchor="_Toc225091762" w:history="1">
             <w:r>
               <w:rPr>
                 <w:rStyle w:val="Hipervnculo"/>
-                <w:rFonts w:ascii="Segoe UI Emoji" w:hAnsi="Segoe UI Emoji" w:cs="Segoe UI Emoji"/>
-                <w:noProof/>
-              </w:rPr>
-              <w:t xml:space="preserve">3.1 </w:t>
-            </w:r>
-            <w:r>
-              <w:rPr>
-                <w:rStyle w:val="Hipervnculo"/>
-                <w:noProof/>
-              </w:rPr>
-              <w:t>Errors en la configuració de volums</w:t>
+                <w:noProof/>
+              </w:rPr>
+              <w:t>Implementació de la infraestructura amb Docker</w:t>
             </w:r>
             <w:r>
               <w:rPr>
@@ -1974,7 +2058,7 @@
                 <w:noProof/>
                 <w:webHidden/>
               </w:rPr>
-              <w:instrText xml:space="preserve"> PAGEREF _Toc225090095 \h </w:instrText>
+              <w:instrText xml:space="preserve"> PAGEREF _Toc225091762 \h </w:instrText>
             </w:r>
             <w:r>
               <w:rPr>
@@ -1994,7 +2078,7 @@
                 <w:noProof/>
                 <w:webHidden/>
               </w:rPr>
-              <w:t>10</w:t>
+              <w:t>14</w:t>
             </w:r>
             <w:r>
               <w:rPr>
@@ -2019,21 +2103,13 @@
               <w:lang w:eastAsia="es-ES"/>
             </w:rPr>
           </w:pPr>
-          <w:hyperlink w:anchor="_Toc225090096" w:history="1">
+          <w:hyperlink w:anchor="_Toc225091763" w:history="1">
             <w:r>
               <w:rPr>
                 <w:rStyle w:val="Hipervnculo"/>
-                <w:rFonts w:ascii="Segoe UI Emoji" w:hAnsi="Segoe UI Emoji" w:cs="Segoe UI Emoji"/>
-                <w:noProof/>
-              </w:rPr>
-              <w:t xml:space="preserve">3.2 </w:t>
-            </w:r>
-            <w:r>
-              <w:rPr>
-                <w:rStyle w:val="Hipervnculo"/>
-                <w:noProof/>
-              </w:rPr>
-              <w:t>Problemes de connectivitat entre xarxes</w:t>
+                <w:noProof/>
+              </w:rPr>
+              <w:t>Configuració de la xarxa segmentada</w:t>
             </w:r>
             <w:r>
               <w:rPr>
@@ -2054,7 +2130,7 @@
                 <w:noProof/>
                 <w:webHidden/>
               </w:rPr>
-              <w:instrText xml:space="preserve"> PAGEREF _Toc225090096 \h </w:instrText>
+              <w:instrText xml:space="preserve"> PAGEREF _Toc225091763 \h </w:instrText>
             </w:r>
             <w:r>
               <w:rPr>
@@ -2074,7 +2150,7 @@
                 <w:noProof/>
                 <w:webHidden/>
               </w:rPr>
-              <w:t>10</w:t>
+              <w:t>14</w:t>
             </w:r>
             <w:r>
               <w:rPr>
@@ -2099,21 +2175,13 @@
               <w:lang w:eastAsia="es-ES"/>
             </w:rPr>
           </w:pPr>
-          <w:hyperlink w:anchor="_Toc225090097" w:history="1">
+          <w:hyperlink w:anchor="_Toc225091764" w:history="1">
             <w:r>
               <w:rPr>
                 <w:rStyle w:val="Hipervnculo"/>
-                <w:rFonts w:ascii="Segoe UI Emoji" w:hAnsi="Segoe UI Emoji" w:cs="Segoe UI Emoji"/>
-                <w:noProof/>
-              </w:rPr>
-              <w:t xml:space="preserve">3.3 </w:t>
-            </w:r>
-            <w:r>
-              <w:rPr>
-                <w:rStyle w:val="Hipervnculo"/>
-                <w:noProof/>
-              </w:rPr>
-              <w:t>Simplificació de l’arquitectura</w:t>
+                <w:noProof/>
+              </w:rPr>
+              <w:t>Flux funcional validat</w:t>
             </w:r>
             <w:r>
               <w:rPr>
@@ -2134,7 +2202,7 @@
                 <w:noProof/>
                 <w:webHidden/>
               </w:rPr>
-              <w:instrText xml:space="preserve"> PAGEREF _Toc225090097 \h </w:instrText>
+              <w:instrText xml:space="preserve"> PAGEREF _Toc225091764 \h </w:instrText>
             </w:r>
             <w:r>
               <w:rPr>
@@ -2154,7 +2222,7 @@
                 <w:noProof/>
                 <w:webHidden/>
               </w:rPr>
-              <w:t>10</w:t>
+              <w:t>14</w:t>
             </w:r>
             <w:r>
               <w:rPr>
@@ -2179,20 +2247,516 @@
               <w:lang w:eastAsia="es-ES"/>
             </w:rPr>
           </w:pPr>
-          <w:hyperlink w:anchor="_Toc225090098" w:history="1">
+          <w:hyperlink w:anchor="_Toc225091765" w:history="1">
             <w:r>
               <w:rPr>
                 <w:rStyle w:val="Hipervnculo"/>
-                <w:rFonts w:ascii="Segoe UI Emoji" w:hAnsi="Segoe UI Emoji" w:cs="Segoe UI Emoji"/>
-                <w:noProof/>
-              </w:rPr>
-              <w:t xml:space="preserve">3.4 </w:t>
-            </w:r>
+                <w:noProof/>
+              </w:rPr>
+              <w:t>Primera prova de simulació d’atac</w:t>
+            </w:r>
+            <w:r>
+              <w:rPr>
+                <w:noProof/>
+                <w:webHidden/>
+              </w:rPr>
+              <w:tab/>
+            </w:r>
+            <w:r>
+              <w:rPr>
+                <w:noProof/>
+                <w:webHidden/>
+              </w:rPr>
+              <w:fldChar w:fldCharType="begin"/>
+            </w:r>
+            <w:r>
+              <w:rPr>
+                <w:noProof/>
+                <w:webHidden/>
+              </w:rPr>
+              <w:instrText xml:space="preserve"> PAGEREF _Toc225091765 \h </w:instrText>
+            </w:r>
+            <w:r>
+              <w:rPr>
+                <w:noProof/>
+                <w:webHidden/>
+              </w:rPr>
+            </w:r>
+            <w:r>
+              <w:rPr>
+                <w:noProof/>
+                <w:webHidden/>
+              </w:rPr>
+              <w:fldChar w:fldCharType="separate"/>
+            </w:r>
+            <w:r>
+              <w:rPr>
+                <w:noProof/>
+                <w:webHidden/>
+              </w:rPr>
+              <w:t>15</w:t>
+            </w:r>
+            <w:r>
+              <w:rPr>
+                <w:noProof/>
+                <w:webHidden/>
+              </w:rPr>
+              <w:fldChar w:fldCharType="end"/>
+            </w:r>
+          </w:hyperlink>
+        </w:p>
+        <w:p>
+          <w:pPr>
+            <w:pStyle w:val="TDC2"/>
+            <w:tabs>
+              <w:tab w:val="right" w:leader="dot" w:pos="8494"/>
+            </w:tabs>
+            <w:rPr>
+              <w:rFonts w:eastAsiaTheme="minorEastAsia"/>
+              <w:noProof/>
+              <w:sz w:val="24"/>
+              <w:szCs w:val="24"/>
+              <w:lang w:eastAsia="es-ES"/>
+            </w:rPr>
+          </w:pPr>
+          <w:hyperlink w:anchor="_Toc225091766" w:history="1">
             <w:r>
               <w:rPr>
                 <w:rStyle w:val="Hipervnculo"/>
                 <w:noProof/>
               </w:rPr>
+              <w:t>Generació de logs i evidències</w:t>
+            </w:r>
+            <w:r>
+              <w:rPr>
+                <w:noProof/>
+                <w:webHidden/>
+              </w:rPr>
+              <w:tab/>
+            </w:r>
+            <w:r>
+              <w:rPr>
+                <w:noProof/>
+                <w:webHidden/>
+              </w:rPr>
+              <w:fldChar w:fldCharType="begin"/>
+            </w:r>
+            <w:r>
+              <w:rPr>
+                <w:noProof/>
+                <w:webHidden/>
+              </w:rPr>
+              <w:instrText xml:space="preserve"> PAGEREF _Toc225091766 \h </w:instrText>
+            </w:r>
+            <w:r>
+              <w:rPr>
+                <w:noProof/>
+                <w:webHidden/>
+              </w:rPr>
+            </w:r>
+            <w:r>
+              <w:rPr>
+                <w:noProof/>
+                <w:webHidden/>
+              </w:rPr>
+              <w:fldChar w:fldCharType="separate"/>
+            </w:r>
+            <w:r>
+              <w:rPr>
+                <w:noProof/>
+                <w:webHidden/>
+              </w:rPr>
+              <w:t>15</w:t>
+            </w:r>
+            <w:r>
+              <w:rPr>
+                <w:noProof/>
+                <w:webHidden/>
+              </w:rPr>
+              <w:fldChar w:fldCharType="end"/>
+            </w:r>
+          </w:hyperlink>
+        </w:p>
+        <w:p>
+          <w:pPr>
+            <w:pStyle w:val="TDC2"/>
+            <w:tabs>
+              <w:tab w:val="right" w:leader="dot" w:pos="8494"/>
+            </w:tabs>
+            <w:rPr>
+              <w:rFonts w:eastAsiaTheme="minorEastAsia"/>
+              <w:noProof/>
+              <w:sz w:val="24"/>
+              <w:szCs w:val="24"/>
+              <w:lang w:eastAsia="es-ES"/>
+            </w:rPr>
+          </w:pPr>
+          <w:hyperlink w:anchor="_Toc225091767" w:history="1">
+            <w:r>
+              <w:rPr>
+                <w:rStyle w:val="Hipervnculo"/>
+                <w:noProof/>
+              </w:rPr>
+              <w:t>Evidències del progrés</w:t>
+            </w:r>
+            <w:r>
+              <w:rPr>
+                <w:noProof/>
+                <w:webHidden/>
+              </w:rPr>
+              <w:tab/>
+            </w:r>
+            <w:r>
+              <w:rPr>
+                <w:noProof/>
+                <w:webHidden/>
+              </w:rPr>
+              <w:fldChar w:fldCharType="begin"/>
+            </w:r>
+            <w:r>
+              <w:rPr>
+                <w:noProof/>
+                <w:webHidden/>
+              </w:rPr>
+              <w:instrText xml:space="preserve"> PAGEREF _Toc225091767 \h </w:instrText>
+            </w:r>
+            <w:r>
+              <w:rPr>
+                <w:noProof/>
+                <w:webHidden/>
+              </w:rPr>
+            </w:r>
+            <w:r>
+              <w:rPr>
+                <w:noProof/>
+                <w:webHidden/>
+              </w:rPr>
+              <w:fldChar w:fldCharType="separate"/>
+            </w:r>
+            <w:r>
+              <w:rPr>
+                <w:noProof/>
+                <w:webHidden/>
+              </w:rPr>
+              <w:t>15</w:t>
+            </w:r>
+            <w:r>
+              <w:rPr>
+                <w:noProof/>
+                <w:webHidden/>
+              </w:rPr>
+              <w:fldChar w:fldCharType="end"/>
+            </w:r>
+          </w:hyperlink>
+        </w:p>
+        <w:p>
+          <w:pPr>
+            <w:pStyle w:val="TDC1"/>
+            <w:tabs>
+              <w:tab w:val="right" w:leader="dot" w:pos="8494"/>
+            </w:tabs>
+            <w:rPr>
+              <w:rFonts w:eastAsiaTheme="minorEastAsia"/>
+              <w:noProof/>
+              <w:sz w:val="24"/>
+              <w:szCs w:val="24"/>
+              <w:lang w:eastAsia="es-ES"/>
+            </w:rPr>
+          </w:pPr>
+          <w:hyperlink w:anchor="_Toc225091768" w:history="1">
+            <w:r>
+              <w:rPr>
+                <w:rStyle w:val="Hipervnculo"/>
+                <w:noProof/>
+              </w:rPr>
+              <w:t>Incidències i decisions tècniques</w:t>
+            </w:r>
+            <w:r>
+              <w:rPr>
+                <w:noProof/>
+                <w:webHidden/>
+              </w:rPr>
+              <w:tab/>
+            </w:r>
+            <w:r>
+              <w:rPr>
+                <w:noProof/>
+                <w:webHidden/>
+              </w:rPr>
+              <w:fldChar w:fldCharType="begin"/>
+            </w:r>
+            <w:r>
+              <w:rPr>
+                <w:noProof/>
+                <w:webHidden/>
+              </w:rPr>
+              <w:instrText xml:space="preserve"> PAGEREF _Toc225091768 \h </w:instrText>
+            </w:r>
+            <w:r>
+              <w:rPr>
+                <w:noProof/>
+                <w:webHidden/>
+              </w:rPr>
+            </w:r>
+            <w:r>
+              <w:rPr>
+                <w:noProof/>
+                <w:webHidden/>
+              </w:rPr>
+              <w:fldChar w:fldCharType="separate"/>
+            </w:r>
+            <w:r>
+              <w:rPr>
+                <w:noProof/>
+                <w:webHidden/>
+              </w:rPr>
+              <w:t>17</w:t>
+            </w:r>
+            <w:r>
+              <w:rPr>
+                <w:noProof/>
+                <w:webHidden/>
+              </w:rPr>
+              <w:fldChar w:fldCharType="end"/>
+            </w:r>
+          </w:hyperlink>
+        </w:p>
+        <w:p>
+          <w:pPr>
+            <w:pStyle w:val="TDC2"/>
+            <w:tabs>
+              <w:tab w:val="right" w:leader="dot" w:pos="8494"/>
+            </w:tabs>
+            <w:rPr>
+              <w:rFonts w:eastAsiaTheme="minorEastAsia"/>
+              <w:noProof/>
+              <w:sz w:val="24"/>
+              <w:szCs w:val="24"/>
+              <w:lang w:eastAsia="es-ES"/>
+            </w:rPr>
+          </w:pPr>
+          <w:hyperlink w:anchor="_Toc225091769" w:history="1">
+            <w:r>
+              <w:rPr>
+                <w:rStyle w:val="Hipervnculo"/>
+                <w:noProof/>
+              </w:rPr>
+              <w:t>Errors en la configuració de volums</w:t>
+            </w:r>
+            <w:r>
+              <w:rPr>
+                <w:noProof/>
+                <w:webHidden/>
+              </w:rPr>
+              <w:tab/>
+            </w:r>
+            <w:r>
+              <w:rPr>
+                <w:noProof/>
+                <w:webHidden/>
+              </w:rPr>
+              <w:fldChar w:fldCharType="begin"/>
+            </w:r>
+            <w:r>
+              <w:rPr>
+                <w:noProof/>
+                <w:webHidden/>
+              </w:rPr>
+              <w:instrText xml:space="preserve"> PAGEREF _Toc225091769 \h </w:instrText>
+            </w:r>
+            <w:r>
+              <w:rPr>
+                <w:noProof/>
+                <w:webHidden/>
+              </w:rPr>
+            </w:r>
+            <w:r>
+              <w:rPr>
+                <w:noProof/>
+                <w:webHidden/>
+              </w:rPr>
+              <w:fldChar w:fldCharType="separate"/>
+            </w:r>
+            <w:r>
+              <w:rPr>
+                <w:noProof/>
+                <w:webHidden/>
+              </w:rPr>
+              <w:t>17</w:t>
+            </w:r>
+            <w:r>
+              <w:rPr>
+                <w:noProof/>
+                <w:webHidden/>
+              </w:rPr>
+              <w:fldChar w:fldCharType="end"/>
+            </w:r>
+          </w:hyperlink>
+        </w:p>
+        <w:p>
+          <w:pPr>
+            <w:pStyle w:val="TDC2"/>
+            <w:tabs>
+              <w:tab w:val="right" w:leader="dot" w:pos="8494"/>
+            </w:tabs>
+            <w:rPr>
+              <w:rFonts w:eastAsiaTheme="minorEastAsia"/>
+              <w:noProof/>
+              <w:sz w:val="24"/>
+              <w:szCs w:val="24"/>
+              <w:lang w:eastAsia="es-ES"/>
+            </w:rPr>
+          </w:pPr>
+          <w:hyperlink w:anchor="_Toc225091770" w:history="1">
+            <w:r>
+              <w:rPr>
+                <w:rStyle w:val="Hipervnculo"/>
+                <w:noProof/>
+              </w:rPr>
+              <w:t>Problemes de connectivitat entre xarxes</w:t>
+            </w:r>
+            <w:r>
+              <w:rPr>
+                <w:noProof/>
+                <w:webHidden/>
+              </w:rPr>
+              <w:tab/>
+            </w:r>
+            <w:r>
+              <w:rPr>
+                <w:noProof/>
+                <w:webHidden/>
+              </w:rPr>
+              <w:fldChar w:fldCharType="begin"/>
+            </w:r>
+            <w:r>
+              <w:rPr>
+                <w:noProof/>
+                <w:webHidden/>
+              </w:rPr>
+              <w:instrText xml:space="preserve"> PAGEREF _Toc225091770 \h </w:instrText>
+            </w:r>
+            <w:r>
+              <w:rPr>
+                <w:noProof/>
+                <w:webHidden/>
+              </w:rPr>
+            </w:r>
+            <w:r>
+              <w:rPr>
+                <w:noProof/>
+                <w:webHidden/>
+              </w:rPr>
+              <w:fldChar w:fldCharType="separate"/>
+            </w:r>
+            <w:r>
+              <w:rPr>
+                <w:noProof/>
+                <w:webHidden/>
+              </w:rPr>
+              <w:t>17</w:t>
+            </w:r>
+            <w:r>
+              <w:rPr>
+                <w:noProof/>
+                <w:webHidden/>
+              </w:rPr>
+              <w:fldChar w:fldCharType="end"/>
+            </w:r>
+          </w:hyperlink>
+        </w:p>
+        <w:p>
+          <w:pPr>
+            <w:pStyle w:val="TDC2"/>
+            <w:tabs>
+              <w:tab w:val="right" w:leader="dot" w:pos="8494"/>
+            </w:tabs>
+            <w:rPr>
+              <w:rFonts w:eastAsiaTheme="minorEastAsia"/>
+              <w:noProof/>
+              <w:sz w:val="24"/>
+              <w:szCs w:val="24"/>
+              <w:lang w:eastAsia="es-ES"/>
+            </w:rPr>
+          </w:pPr>
+          <w:hyperlink w:anchor="_Toc225091771" w:history="1">
+            <w:r>
+              <w:rPr>
+                <w:rStyle w:val="Hipervnculo"/>
+                <w:noProof/>
+              </w:rPr>
+              <w:t>Simplificació de l’arquitectura</w:t>
+            </w:r>
+            <w:r>
+              <w:rPr>
+                <w:noProof/>
+                <w:webHidden/>
+              </w:rPr>
+              <w:tab/>
+            </w:r>
+            <w:r>
+              <w:rPr>
+                <w:noProof/>
+                <w:webHidden/>
+              </w:rPr>
+              <w:fldChar w:fldCharType="begin"/>
+            </w:r>
+            <w:r>
+              <w:rPr>
+                <w:noProof/>
+                <w:webHidden/>
+              </w:rPr>
+              <w:instrText xml:space="preserve"> PAGEREF _Toc225091771 \h </w:instrText>
+            </w:r>
+            <w:r>
+              <w:rPr>
+                <w:noProof/>
+                <w:webHidden/>
+              </w:rPr>
+            </w:r>
+            <w:r>
+              <w:rPr>
+                <w:noProof/>
+                <w:webHidden/>
+              </w:rPr>
+              <w:fldChar w:fldCharType="separate"/>
+            </w:r>
+            <w:r>
+              <w:rPr>
+                <w:noProof/>
+                <w:webHidden/>
+              </w:rPr>
+              <w:t>17</w:t>
+            </w:r>
+            <w:r>
+              <w:rPr>
+                <w:noProof/>
+                <w:webHidden/>
+              </w:rPr>
+              <w:fldChar w:fldCharType="end"/>
+            </w:r>
+          </w:hyperlink>
+        </w:p>
+        <w:p>
+          <w:pPr>
+            <w:pStyle w:val="TDC2"/>
+            <w:tabs>
+              <w:tab w:val="right" w:leader="dot" w:pos="8494"/>
+            </w:tabs>
+            <w:rPr>
+              <w:rFonts w:eastAsiaTheme="minorEastAsia"/>
+              <w:noProof/>
+              <w:sz w:val="24"/>
+              <w:szCs w:val="24"/>
+              <w:lang w:eastAsia="es-ES"/>
+            </w:rPr>
+          </w:pPr>
+          <w:hyperlink w:anchor="_Toc225091772" w:history="1">
+            <w:r>
+              <w:rPr>
+                <w:rStyle w:val="Hipervnculo"/>
+                <w:noProof/>
+              </w:rPr>
               <w:t>Planificació actualitzada</w:t>
             </w:r>
             <w:r>
@@ -2214,7 +2778,7 @@
                 <w:noProof/>
                 <w:webHidden/>
               </w:rPr>
-              <w:instrText xml:space="preserve"> PAGEREF _Toc225090098 \h </w:instrText>
+              <w:instrText xml:space="preserve"> PAGEREF _Toc225091772 \h </w:instrText>
             </w:r>
             <w:r>
               <w:rPr>
@@ -2234,7 +2798,7 @@
                 <w:noProof/>
                 <w:webHidden/>
               </w:rPr>
-              <w:t>11</w:t>
+              <w:t>17</w:t>
             </w:r>
             <w:r>
               <w:rPr>
@@ -2257,6 +2821,7 @@
       </w:sdtContent>
     </w:sdt>
     <w:p/>
+    <w:p/>
     <w:p>
       <w:pPr>
         <w:rPr>
@@ -2274,7 +2839,7 @@
       <w:pPr>
         <w:pStyle w:val="Ttulo1"/>
       </w:pPr>
-      <w:bookmarkStart w:id="0" w:name="_Toc225090076"/>
+      <w:bookmarkStart w:id="0" w:name="_Toc225091741"/>
       <w:r>
         <w:lastRenderedPageBreak/>
         <w:t>Definició breu del projecte i objectius</w:t>
@@ -2457,7 +3022,7 @@
       <w:pPr>
         <w:pStyle w:val="Ttulo1"/>
       </w:pPr>
-      <w:bookmarkStart w:id="1" w:name="_Toc225090077"/>
+      <w:bookmarkStart w:id="1" w:name="_Toc225091742"/>
       <w:r>
         <w:lastRenderedPageBreak/>
         <w:t>1. Pla de treball</w:t>
@@ -2468,7 +3033,7 @@
       <w:pPr>
         <w:pStyle w:val="Ttulo2"/>
       </w:pPr>
-      <w:bookmarkStart w:id="2" w:name="_Toc225090078"/>
+      <w:bookmarkStart w:id="2" w:name="_Toc225091743"/>
       <w:r>
         <w:t>1.1 Context i justificació</w:t>
       </w:r>
@@ -2498,7 +3063,7 @@
       <w:pPr>
         <w:pStyle w:val="Ttulo2"/>
       </w:pPr>
-      <w:bookmarkStart w:id="3" w:name="_Toc225090079"/>
+      <w:bookmarkStart w:id="3" w:name="_Toc225091744"/>
       <w:r>
         <w:t>1.2 Objectius</w:t>
       </w:r>
@@ -2609,7 +3174,7 @@
       <w:pPr>
         <w:pStyle w:val="Ttulo2"/>
       </w:pPr>
-      <w:bookmarkStart w:id="4" w:name="_Toc225090080"/>
+      <w:bookmarkStart w:id="4" w:name="_Toc225091745"/>
       <w:r>
         <w:t>1.3 Objectius de Desenvolupament Sostenible</w:t>
       </w:r>
@@ -2730,7 +3295,7 @@
       <w:pPr>
         <w:pStyle w:val="Ttulo2"/>
       </w:pPr>
-      <w:bookmarkStart w:id="5" w:name="_Toc225090081"/>
+      <w:bookmarkStart w:id="5" w:name="_Toc225091746"/>
       <w:r>
         <w:t>1.4 Enfocament i mètode</w:t>
       </w:r>
@@ -2804,7 +3369,7 @@
       <w:pPr>
         <w:pStyle w:val="Ttulo2"/>
       </w:pPr>
-      <w:bookmarkStart w:id="6" w:name="_Toc225090082"/>
+      <w:bookmarkStart w:id="6" w:name="_Toc225091747"/>
       <w:r>
         <w:t>1.5 Planificació</w:t>
       </w:r>
@@ -3017,7 +3582,7 @@
       <w:pPr>
         <w:pStyle w:val="Ttulo2"/>
       </w:pPr>
-      <w:bookmarkStart w:id="7" w:name="_Toc225090083"/>
+      <w:bookmarkStart w:id="7" w:name="_Toc225091748"/>
       <w:r>
         <w:t>1.6 Productes finals</w:t>
       </w:r>
@@ -3098,7 +3663,7 @@
       <w:pPr>
         <w:pStyle w:val="Ttulo2"/>
       </w:pPr>
-      <w:bookmarkStart w:id="8" w:name="_Toc225090084"/>
+      <w:bookmarkStart w:id="8" w:name="_Toc225091749"/>
       <w:r>
         <w:t>1.7 Recursos</w:t>
       </w:r>
@@ -3248,7 +3813,7 @@
       <w:pPr>
         <w:pStyle w:val="Ttulo2"/>
       </w:pPr>
-      <w:bookmarkStart w:id="9" w:name="_Toc225090085"/>
+      <w:bookmarkStart w:id="9" w:name="_Toc225091750"/>
       <w:r>
         <w:lastRenderedPageBreak/>
         <w:t>1.8 Anàlisi de riscos</w:t>
@@ -3526,7 +4091,7 @@
       <w:pPr>
         <w:pStyle w:val="Ttulo2"/>
       </w:pPr>
-      <w:bookmarkStart w:id="10" w:name="_Toc225090086"/>
+      <w:bookmarkStart w:id="10" w:name="_Toc225091751"/>
       <w:r>
         <w:t>1.9 Estructura de la memòria</w:t>
       </w:r>
@@ -3690,10 +4255,10 @@
       <w:pPr>
         <w:pStyle w:val="Ttulo1"/>
       </w:pPr>
-      <w:bookmarkStart w:id="11" w:name="_Toc225090087"/>
+      <w:bookmarkStart w:id="11" w:name="_Toc225091752"/>
       <w:r>
         <w:lastRenderedPageBreak/>
-        <w:t>2. Desenvolupament realitzat fins ara</w:t>
+        <w:t>2. Anàlisi</w:t>
       </w:r>
       <w:bookmarkEnd w:id="11"/>
     </w:p>
@@ -3701,14 +4266,1191 @@
       <w:pPr>
         <w:pStyle w:val="Ttulo2"/>
       </w:pPr>
-      <w:bookmarkStart w:id="12" w:name="_Toc225090088"/>
-      <w:r>
-        <w:t xml:space="preserve">2.1 </w:t>
-      </w:r>
+      <w:bookmarkStart w:id="12" w:name="_Toc225091753"/>
+      <w:r>
+        <w:t>2.1 Problemàtica</w:t>
+      </w:r>
+      <w:bookmarkEnd w:id="12"/>
+    </w:p>
+    <w:p>
+      <w:r>
+        <w:t xml:space="preserve">Actualment, l’aprenentatge de la ciberseguretat presenta diverses dificultats, especialment per a usuaris sense coneixements tècnics previs. Els conceptes associats als ciberatacs i als mecanismes de defensa solen ser abstractes i difícils de visualitzar, </w:t>
+      </w:r>
+      <w:r>
+        <w:t>cosa la qual</w:t>
+      </w:r>
+      <w:r>
+        <w:t xml:space="preserve"> dificulta la seva comprensió en entorns educatius.</w:t>
+      </w:r>
+    </w:p>
+    <w:p>
+      <w:r>
+        <w:t xml:space="preserve">La majoria d’eines disponibles per a la simulació de ciberseguretat estan orientades a entorns professionals o requereixen una infraestructura complexa, </w:t>
+      </w:r>
+      <w:r>
+        <w:t>limitant</w:t>
+      </w:r>
+      <w:r>
+        <w:t xml:space="preserve"> el seu ús en contextos docents inicials. Això provoca que molts estudiants no puguin observar de manera clara què ocorre realment durant un atac o com respon un sistema davant d’aquest.</w:t>
+      </w:r>
+    </w:p>
+    <w:p>
+      <w:r>
+        <w:t>A més, sovint es presenta informació massa tècnica (logs complexos, alertes difícils d’interpretar), que no és adequada per a persones sense experiència.</w:t>
+      </w:r>
+    </w:p>
+    <w:p>
+      <w:r>
+        <w:t>Davant d’aquesta situació, es detecta la necessitat d’una eina que permeti:</w:t>
+      </w:r>
+    </w:p>
+    <w:p>
+      <w:pPr>
+        <w:numPr>
+          <w:ilvl w:val="0"/>
+          <w:numId w:val="21"/>
+        </w:numPr>
+      </w:pPr>
+      <w:r>
+        <w:t>S</w:t>
+      </w:r>
+      <w:r>
+        <w:t xml:space="preserve">imular atacs de manera controlada </w:t>
+      </w:r>
+    </w:p>
+    <w:p>
+      <w:pPr>
+        <w:numPr>
+          <w:ilvl w:val="0"/>
+          <w:numId w:val="21"/>
+        </w:numPr>
+      </w:pPr>
+      <w:r>
+        <w:t>V</w:t>
+      </w:r>
+      <w:r>
+        <w:t xml:space="preserve">isualitzar els resultats de forma clara </w:t>
+      </w:r>
+    </w:p>
+    <w:p>
+      <w:pPr>
+        <w:numPr>
+          <w:ilvl w:val="0"/>
+          <w:numId w:val="21"/>
+        </w:numPr>
+      </w:pPr>
+      <w:r>
+        <w:t>F</w:t>
+      </w:r>
+      <w:r>
+        <w:t xml:space="preserve">acilitar la comprensió dels conceptes bàsics </w:t>
+      </w:r>
+    </w:p>
+    <w:p>
+      <w:r>
+        <w:t>Aquest projecte pretén donar resposta a aquesta necessitat mitjançant una plataforma educativa simplificada i visual.</w:t>
+      </w:r>
+    </w:p>
+    <w:p>
+      <w:pPr>
+        <w:pStyle w:val="Ttulo2"/>
+      </w:pPr>
+      <w:bookmarkStart w:id="13" w:name="_Toc225091754"/>
+      <w:r>
+        <w:t>2.2 Estat de l’art</w:t>
+      </w:r>
+      <w:bookmarkEnd w:id="13"/>
+    </w:p>
+    <w:p>
+      <w:r>
+        <w:t>En l’àmbit de la ciberseguretat, existeixen diverses eines i entorns de simulació com laboratoris virtuals, plataformes de pentesting o entorns de pràctiques. Aquestes solucions permeten realitzar atacs i analitzar sistemes, però acostumen a estar orientades a usuaris amb coneixements tècnics</w:t>
+      </w:r>
+      <w:r>
+        <w:t xml:space="preserve"> una mica més</w:t>
+      </w:r>
+      <w:r>
+        <w:t xml:space="preserve"> avançats.</w:t>
+      </w:r>
+    </w:p>
+    <w:p>
+      <w:r>
+        <w:t>També existeixen sistemes de monitoratge i detecció com Prometheus, Grafana o Suricata, que permeten recollir dades i detectar comportaments an</w:t>
+      </w:r>
+      <w:r>
+        <w:t>ormals</w:t>
+      </w:r>
+      <w:r>
+        <w:t>. Tot i això, aquestes eines no estan dissenyades específicament amb una finalitat educativa simplificada.</w:t>
+      </w:r>
+    </w:p>
+    <w:p>
+      <w:r>
+        <w:t>En els darrers anys, l’ús de contenidors Docker ha facilitat la creació d’entorns reproduïbles i aïllats, fet que els converteix en una solució adequada per a laboratoris educatius.</w:t>
+      </w:r>
+    </w:p>
+    <w:p>
+      <w:r>
+        <w:t>No obstant això, es detecta una manca d’eines que integrin:</w:t>
+      </w:r>
+    </w:p>
+    <w:p>
+      <w:pPr>
+        <w:numPr>
+          <w:ilvl w:val="0"/>
+          <w:numId w:val="22"/>
+        </w:numPr>
+      </w:pPr>
+      <w:r>
+        <w:t>S</w:t>
+      </w:r>
+      <w:r>
+        <w:t xml:space="preserve">imulació d’atacs </w:t>
+      </w:r>
+    </w:p>
+    <w:p>
+      <w:pPr>
+        <w:numPr>
+          <w:ilvl w:val="0"/>
+          <w:numId w:val="22"/>
+        </w:numPr>
+      </w:pPr>
+      <w:r>
+        <w:t>M</w:t>
+      </w:r>
+      <w:r>
+        <w:t xml:space="preserve">ecanismes de defensa </w:t>
+      </w:r>
+    </w:p>
+    <w:p>
+      <w:pPr>
+        <w:numPr>
+          <w:ilvl w:val="0"/>
+          <w:numId w:val="22"/>
+        </w:numPr>
+      </w:pPr>
+      <w:r>
+        <w:t>V</w:t>
+      </w:r>
+      <w:r>
+        <w:t xml:space="preserve">isualització simplificada </w:t>
+      </w:r>
+    </w:p>
+    <w:p>
+      <w:r>
+        <w:t>T</w:t>
+      </w:r>
+      <w:r>
+        <w:t>ot en un únic sistema orientat a la docència.</w:t>
+      </w:r>
+    </w:p>
+    <w:p>
+      <w:pPr>
+        <w:rPr>
+          <w:rFonts w:asciiTheme="majorHAnsi" w:eastAsiaTheme="majorEastAsia" w:hAnsiTheme="majorHAnsi" w:cstheme="majorBidi"/>
+          <w:b/>
+          <w:color w:val="000000" w:themeColor="text1"/>
+          <w:sz w:val="32"/>
+          <w:szCs w:val="32"/>
+        </w:rPr>
+      </w:pPr>
+      <w:r>
+        <w:br w:type="page"/>
+      </w:r>
+    </w:p>
+    <w:p>
+      <w:pPr>
+        <w:pStyle w:val="Ttulo2"/>
+      </w:pPr>
+      <w:bookmarkStart w:id="14" w:name="_Toc225091755"/>
+      <w:r>
+        <w:lastRenderedPageBreak/>
+        <w:t>2.3 Objectius tècnics</w:t>
+      </w:r>
+      <w:bookmarkEnd w:id="14"/>
+    </w:p>
+    <w:p>
+      <w:r>
+        <w:t>Els objectius tècnics del projecte són els següents:</w:t>
+      </w:r>
+    </w:p>
+    <w:p>
+      <w:pPr>
+        <w:numPr>
+          <w:ilvl w:val="0"/>
+          <w:numId w:val="23"/>
+        </w:numPr>
+      </w:pPr>
+      <w:r>
+        <w:t xml:space="preserve">Implementar una infraestructura de serveis mitjançant contenidors Docker </w:t>
+      </w:r>
+    </w:p>
+    <w:p>
+      <w:pPr>
+        <w:numPr>
+          <w:ilvl w:val="0"/>
+          <w:numId w:val="23"/>
+        </w:numPr>
+      </w:pPr>
+      <w:r>
+        <w:t xml:space="preserve">Definir una arquitectura de xarxa segmentada (attacker, DMZ, internal, monitoring) </w:t>
+      </w:r>
+    </w:p>
+    <w:p>
+      <w:pPr>
+        <w:numPr>
+          <w:ilvl w:val="0"/>
+          <w:numId w:val="23"/>
+        </w:numPr>
+      </w:pPr>
+      <w:r>
+        <w:t xml:space="preserve">Desplegar una aplicació web vulnerable amb base de dades associada </w:t>
+      </w:r>
+    </w:p>
+    <w:p>
+      <w:pPr>
+        <w:numPr>
+          <w:ilvl w:val="0"/>
+          <w:numId w:val="23"/>
+        </w:numPr>
+      </w:pPr>
+      <w:r>
+        <w:t xml:space="preserve">Integrar un sistema de monitoratge amb Prometheus i Grafana </w:t>
+      </w:r>
+    </w:p>
+    <w:p>
+      <w:pPr>
+        <w:numPr>
+          <w:ilvl w:val="0"/>
+          <w:numId w:val="23"/>
+        </w:numPr>
+      </w:pPr>
+      <w:r>
+        <w:t xml:space="preserve">Centralitzar logs mitjançant Loki i Promtail </w:t>
+      </w:r>
+    </w:p>
+    <w:p>
+      <w:pPr>
+        <w:numPr>
+          <w:ilvl w:val="0"/>
+          <w:numId w:val="23"/>
+        </w:numPr>
+      </w:pPr>
+      <w:r>
+        <w:t xml:space="preserve">Implementar un sistema de detecció d’intrusions amb Suricata </w:t>
+      </w:r>
+    </w:p>
+    <w:p>
+      <w:pPr>
+        <w:numPr>
+          <w:ilvl w:val="0"/>
+          <w:numId w:val="23"/>
+        </w:numPr>
+      </w:pPr>
+      <w:r>
+        <w:t xml:space="preserve">Desenvolupar escenaris d’atac (port scanning, SQL injection, </w:t>
+      </w:r>
+      <w:r>
+        <w:t>força bruta</w:t>
+      </w:r>
+      <w:r>
+        <w:t xml:space="preserve">) </w:t>
+      </w:r>
+    </w:p>
+    <w:p>
+      <w:pPr>
+        <w:numPr>
+          <w:ilvl w:val="0"/>
+          <w:numId w:val="23"/>
+        </w:numPr>
+      </w:pPr>
+      <w:r>
+        <w:t xml:space="preserve">Implementar un sistema de configuració de nivells de defensa </w:t>
+      </w:r>
+    </w:p>
+    <w:p>
+      <w:pPr>
+        <w:numPr>
+          <w:ilvl w:val="0"/>
+          <w:numId w:val="23"/>
+        </w:numPr>
+      </w:pPr>
+      <w:r>
+        <w:t xml:space="preserve">Visualitzar els resultats mitjançant dashboards entenedors </w:t>
+      </w:r>
+    </w:p>
+    <w:p>
+      <w:pPr>
+        <w:pStyle w:val="Ttulo2"/>
+      </w:pPr>
+      <w:bookmarkStart w:id="15" w:name="_Toc225091756"/>
+      <w:r>
+        <w:t>2.4 Requisits tècnics</w:t>
+      </w:r>
+      <w:bookmarkEnd w:id="15"/>
+    </w:p>
+    <w:p>
+      <w:pPr>
+        <w:rPr>
+          <w:b/>
+          <w:bCs/>
+        </w:rPr>
+      </w:pPr>
+      <w:r>
+        <w:rPr>
+          <w:b/>
+          <w:bCs/>
+        </w:rPr>
+        <w:t>Requisits funcionals</w:t>
+      </w:r>
+    </w:p>
+    <w:p>
+      <w:pPr>
+        <w:numPr>
+          <w:ilvl w:val="0"/>
+          <w:numId w:val="24"/>
+        </w:numPr>
+      </w:pPr>
+      <w:r>
+        <w:t xml:space="preserve">El sistema ha de permetre simular ciberatacs des d’un contenidor atacant </w:t>
+      </w:r>
+    </w:p>
+    <w:p>
+      <w:pPr>
+        <w:numPr>
+          <w:ilvl w:val="0"/>
+          <w:numId w:val="24"/>
+        </w:numPr>
+      </w:pPr>
+      <w:r>
+        <w:t xml:space="preserve">El sistema ha de registrar i visualitzar els esdeveniments generats </w:t>
+      </w:r>
+    </w:p>
+    <w:p>
+      <w:pPr>
+        <w:numPr>
+          <w:ilvl w:val="0"/>
+          <w:numId w:val="24"/>
+        </w:numPr>
+      </w:pPr>
+      <w:r>
+        <w:t xml:space="preserve">El sistema ha de permetre configurar diferents nivells de defensa </w:t>
+      </w:r>
+    </w:p>
+    <w:p>
+      <w:pPr>
+        <w:numPr>
+          <w:ilvl w:val="0"/>
+          <w:numId w:val="24"/>
+        </w:numPr>
+      </w:pPr>
+      <w:r>
+        <w:t xml:space="preserve">El sistema ha de mostrar informació clara i comprensible per a usuaris no tècnics </w:t>
+      </w:r>
+    </w:p>
+    <w:p>
+      <w:pPr>
+        <w:numPr>
+          <w:ilvl w:val="0"/>
+          <w:numId w:val="24"/>
+        </w:numPr>
+      </w:pPr>
+      <w:r>
+        <w:t xml:space="preserve">El sistema ha de permetre comparar diferents escenaris </w:t>
+      </w:r>
+    </w:p>
+    <w:p>
+      <w:pPr>
+        <w:rPr>
+          <w:b/>
+          <w:bCs/>
+        </w:rPr>
+      </w:pPr>
+      <w:r>
+        <w:rPr>
+          <w:b/>
+          <w:bCs/>
+        </w:rPr>
+        <w:t>Requisits no funcionals</w:t>
+      </w:r>
+    </w:p>
+    <w:p>
+      <w:pPr>
+        <w:numPr>
+          <w:ilvl w:val="0"/>
+          <w:numId w:val="25"/>
+        </w:numPr>
+      </w:pPr>
+      <w:r>
+        <w:t xml:space="preserve">El sistema ha de ser reproduïble mitjançant Docker Compose </w:t>
+      </w:r>
+    </w:p>
+    <w:p>
+      <w:pPr>
+        <w:numPr>
+          <w:ilvl w:val="0"/>
+          <w:numId w:val="25"/>
+        </w:numPr>
+      </w:pPr>
+      <w:r>
+        <w:t xml:space="preserve">El sistema ha de ser fàcil d’instal·lar i executar </w:t>
+      </w:r>
+    </w:p>
+    <w:p>
+      <w:pPr>
+        <w:numPr>
+          <w:ilvl w:val="0"/>
+          <w:numId w:val="25"/>
+        </w:numPr>
+      </w:pPr>
+      <w:r>
+        <w:t xml:space="preserve">El sistema ha de tenir una arquitectura modular </w:t>
+      </w:r>
+    </w:p>
+    <w:p>
+      <w:pPr>
+        <w:numPr>
+          <w:ilvl w:val="0"/>
+          <w:numId w:val="25"/>
+        </w:numPr>
+      </w:pPr>
+      <w:r>
+        <w:t xml:space="preserve">El sistema ha de ser estable durant les simulacions </w:t>
+      </w:r>
+    </w:p>
+    <w:p>
+      <w:pPr>
+        <w:rPr>
+          <w:b/>
+          <w:bCs/>
+        </w:rPr>
+      </w:pPr>
+      <w:r>
+        <w:rPr>
+          <w:b/>
+          <w:bCs/>
+        </w:rPr>
+        <w:t>Requisits operacionals</w:t>
+      </w:r>
+    </w:p>
+    <w:p>
+      <w:pPr>
+        <w:numPr>
+          <w:ilvl w:val="0"/>
+          <w:numId w:val="26"/>
+        </w:numPr>
+      </w:pPr>
+      <w:r>
+        <w:t xml:space="preserve">Ha de funcionar en entorns Linux o equivalents (WSL2) </w:t>
+      </w:r>
+    </w:p>
+    <w:p>
+      <w:pPr>
+        <w:numPr>
+          <w:ilvl w:val="0"/>
+          <w:numId w:val="26"/>
+        </w:numPr>
+      </w:pPr>
+      <w:r>
+        <w:t xml:space="preserve">Ha de requerir únicament Docker i Docker Compose </w:t>
+      </w:r>
+    </w:p>
+    <w:p>
+      <w:pPr>
+        <w:numPr>
+          <w:ilvl w:val="0"/>
+          <w:numId w:val="26"/>
+        </w:numPr>
+      </w:pPr>
+      <w:r>
+        <w:t xml:space="preserve">Ha de poder executar-se en un ordinador personal </w:t>
+      </w:r>
+    </w:p>
+    <w:p>
+      <w:pPr>
+        <w:pStyle w:val="Ttulo1"/>
+      </w:pPr>
+      <w:bookmarkStart w:id="16" w:name="_Toc225091757"/>
+      <w:r>
+        <w:lastRenderedPageBreak/>
+        <w:t>3. Disseny</w:t>
+      </w:r>
+      <w:bookmarkEnd w:id="16"/>
+    </w:p>
+    <w:p>
+      <w:pPr>
+        <w:pStyle w:val="Ttulo2"/>
+      </w:pPr>
+      <w:bookmarkStart w:id="17" w:name="_Toc225091758"/>
+      <w:r>
+        <w:t>3.1 Arquitectura</w:t>
+      </w:r>
+      <w:bookmarkEnd w:id="17"/>
+    </w:p>
+    <w:p>
+      <w:r>
+        <w:t>El sistema es basa en una arquitectura modular composta per diversos components que interactuen entre ells mitjançant una xarxa segmentada.</w:t>
+      </w:r>
+    </w:p>
+    <w:p>
+      <w:r>
+        <w:t>Els principals blocs són:</w:t>
+      </w:r>
+    </w:p>
+    <w:p>
+      <w:pPr>
+        <w:numPr>
+          <w:ilvl w:val="0"/>
+          <w:numId w:val="27"/>
+        </w:numPr>
+      </w:pPr>
+      <w:r>
+        <w:t xml:space="preserve">Atacant (Kali Linux) </w:t>
+      </w:r>
+    </w:p>
+    <w:p>
+      <w:pPr>
+        <w:numPr>
+          <w:ilvl w:val="0"/>
+          <w:numId w:val="27"/>
+        </w:numPr>
+      </w:pPr>
+      <w:r>
+        <w:t xml:space="preserve">Reverse proxy (Nginx) </w:t>
+      </w:r>
+    </w:p>
+    <w:p>
+      <w:pPr>
+        <w:numPr>
+          <w:ilvl w:val="0"/>
+          <w:numId w:val="27"/>
+        </w:numPr>
+      </w:pPr>
+      <w:r>
+        <w:t xml:space="preserve">Aplicació web </w:t>
+      </w:r>
+    </w:p>
+    <w:p>
+      <w:pPr>
+        <w:numPr>
+          <w:ilvl w:val="0"/>
+          <w:numId w:val="27"/>
+        </w:numPr>
+      </w:pPr>
+      <w:r>
+        <w:t xml:space="preserve">Base de dades </w:t>
+      </w:r>
+    </w:p>
+    <w:p>
+      <w:pPr>
+        <w:numPr>
+          <w:ilvl w:val="0"/>
+          <w:numId w:val="27"/>
+        </w:numPr>
+      </w:pPr>
+      <w:r>
+        <w:t xml:space="preserve">Sistema de detecció (Suricata) </w:t>
+      </w:r>
+    </w:p>
+    <w:p>
+      <w:pPr>
+        <w:numPr>
+          <w:ilvl w:val="0"/>
+          <w:numId w:val="27"/>
+        </w:numPr>
+      </w:pPr>
+      <w:r>
+        <w:t xml:space="preserve">Sistema de monitoratge (Prometheus, Grafana) </w:t>
+      </w:r>
+    </w:p>
+    <w:p>
+      <w:pPr>
+        <w:numPr>
+          <w:ilvl w:val="0"/>
+          <w:numId w:val="27"/>
+        </w:numPr>
+      </w:pPr>
+      <w:r>
+        <w:t xml:space="preserve">Sistema de logs (Loki, Promtail) </w:t>
+      </w:r>
+    </w:p>
+    <w:p>
+      <w:r>
+        <w:t>El funcionament general del sistema és el següent:</w:t>
+      </w:r>
+    </w:p>
+    <w:p>
+      <w:r>
+        <w:t>Atacant → Reverse Proxy → WebApp → Base de dades</w:t>
+      </w:r>
+      <w:r>
+        <w:br/>
+        <w:t xml:space="preserve">                    </w:t>
+      </w:r>
+      <w:r>
+        <w:t xml:space="preserve">          </w:t>
+      </w:r>
+      <w:r>
+        <w:t>↓</w:t>
+      </w:r>
+      <w:r>
+        <w:br/>
+        <w:t xml:space="preserve">              Monitoratge i detecció</w:t>
+      </w:r>
+    </w:p>
+    <w:p>
+      <w:r>
+        <w:t>La segmentació de xarxa es divideix en:</w:t>
+      </w:r>
+    </w:p>
+    <w:p>
+      <w:pPr>
+        <w:numPr>
+          <w:ilvl w:val="0"/>
+          <w:numId w:val="28"/>
+        </w:numPr>
+      </w:pPr>
+      <w:r>
+        <w:t xml:space="preserve">attacker_net </w:t>
+      </w:r>
+    </w:p>
+    <w:p>
+      <w:pPr>
+        <w:numPr>
+          <w:ilvl w:val="0"/>
+          <w:numId w:val="28"/>
+        </w:numPr>
+      </w:pPr>
+      <w:r>
+        <w:t xml:space="preserve">dmz_net </w:t>
+      </w:r>
+    </w:p>
+    <w:p>
+      <w:pPr>
+        <w:numPr>
+          <w:ilvl w:val="0"/>
+          <w:numId w:val="28"/>
+        </w:numPr>
+      </w:pPr>
+      <w:r>
+        <w:t xml:space="preserve">internal_net </w:t>
+      </w:r>
+    </w:p>
+    <w:p>
+      <w:pPr>
+        <w:numPr>
+          <w:ilvl w:val="0"/>
+          <w:numId w:val="28"/>
+        </w:numPr>
+      </w:pPr>
+      <w:r>
+        <w:t xml:space="preserve">monitoring_net </w:t>
+      </w:r>
+    </w:p>
+    <w:p>
+      <w:r>
+        <w:t>Aquest disseny permet separar els diferents nivells de la infraestructura i simular un entorn real simplificat.</w:t>
+      </w:r>
+    </w:p>
+    <w:p>
+      <w:pPr>
+        <w:rPr>
+          <w:rFonts w:asciiTheme="majorHAnsi" w:eastAsiaTheme="majorEastAsia" w:hAnsiTheme="majorHAnsi" w:cstheme="majorBidi"/>
+          <w:b/>
+          <w:color w:val="000000" w:themeColor="text1"/>
+          <w:sz w:val="32"/>
+          <w:szCs w:val="32"/>
+        </w:rPr>
+      </w:pPr>
+      <w:r>
+        <w:br w:type="page"/>
+      </w:r>
+    </w:p>
+    <w:p>
+      <w:pPr>
+        <w:pStyle w:val="Ttulo2"/>
+      </w:pPr>
+      <w:bookmarkStart w:id="18" w:name="_Toc225091759"/>
+      <w:r>
+        <w:lastRenderedPageBreak/>
+        <w:t>3.2 Components</w:t>
+      </w:r>
+      <w:bookmarkEnd w:id="18"/>
+    </w:p>
+    <w:p>
+      <w:pPr>
+        <w:rPr>
+          <w:b/>
+          <w:bCs/>
+        </w:rPr>
+      </w:pPr>
+      <w:r>
+        <w:rPr>
+          <w:b/>
+          <w:bCs/>
+        </w:rPr>
+        <w:t>Atacant (Kali Linux)</w:t>
+      </w:r>
+    </w:p>
+    <w:p>
+      <w:r>
+        <w:t>Simula l’origen dels ciberatacs.</w:t>
+      </w:r>
+      <w:r>
+        <w:br/>
+        <w:t>Permet executar eines com nmap, sqlmap o scripts personalitzats.</w:t>
+      </w:r>
+    </w:p>
+    <w:p>
+      <w:pPr>
+        <w:rPr>
+          <w:b/>
+          <w:bCs/>
+        </w:rPr>
+      </w:pPr>
+      <w:r>
+        <w:rPr>
+          <w:b/>
+          <w:bCs/>
+        </w:rPr>
+        <w:t>Reverse Proxy (Nginx)</w:t>
+      </w:r>
+    </w:p>
+    <w:p>
+      <w:r>
+        <w:t>Actua com a punt d’entrada al sistema (DMZ).</w:t>
+      </w:r>
+      <w:r>
+        <w:br/>
+        <w:t>Gestiona el trànsit entrant i permet aplicar mecanismes de defensa com:</w:t>
+      </w:r>
+    </w:p>
+    <w:p>
+      <w:pPr>
+        <w:numPr>
+          <w:ilvl w:val="0"/>
+          <w:numId w:val="29"/>
+        </w:numPr>
+      </w:pPr>
+      <w:r>
+        <w:t xml:space="preserve">filtratge </w:t>
+      </w:r>
+    </w:p>
+    <w:p>
+      <w:pPr>
+        <w:numPr>
+          <w:ilvl w:val="0"/>
+          <w:numId w:val="29"/>
+        </w:numPr>
+      </w:pPr>
+      <w:r>
+        <w:t xml:space="preserve">rate limiting </w:t>
+      </w:r>
+    </w:p>
+    <w:p>
+      <w:pPr>
+        <w:numPr>
+          <w:ilvl w:val="0"/>
+          <w:numId w:val="29"/>
+        </w:numPr>
+      </w:pPr>
+      <w:r>
+        <w:t xml:space="preserve">bloqueig de peticions </w:t>
+      </w:r>
+    </w:p>
+    <w:p>
+      <w:pPr>
+        <w:rPr>
+          <w:b/>
+          <w:bCs/>
+        </w:rPr>
+      </w:pPr>
+      <w:r>
+        <w:rPr>
+          <w:b/>
+          <w:bCs/>
+        </w:rPr>
+        <w:t>Aplica</w:t>
+      </w:r>
+      <w:r>
+        <w:rPr>
+          <w:b/>
+          <w:bCs/>
+        </w:rPr>
+        <w:t>c</w:t>
+      </w:r>
+      <w:r>
+        <w:rPr>
+          <w:b/>
+          <w:bCs/>
+        </w:rPr>
+        <w:t>ió web</w:t>
+      </w:r>
+    </w:p>
+    <w:p>
+      <w:r>
+        <w:t>Servei vulnerable dissenyat per ser objectiu dels atacs.</w:t>
+      </w:r>
+      <w:r>
+        <w:br/>
+        <w:t>Inclou funcionalitats com formularis o consultes que poden ser explotades.</w:t>
+      </w:r>
+    </w:p>
+    <w:p>
+      <w:pPr>
+        <w:rPr>
+          <w:b/>
+          <w:bCs/>
+        </w:rPr>
+      </w:pPr>
+      <w:r>
+        <w:rPr>
+          <w:b/>
+          <w:bCs/>
+        </w:rPr>
+        <w:t>Base de dades</w:t>
+      </w:r>
+    </w:p>
+    <w:p>
+      <w:r>
+        <w:t>Sistema de persistència (MariaDB).</w:t>
+      </w:r>
+      <w:r>
+        <w:br/>
+        <w:t>Accessible només des de la xarxa interna.</w:t>
+      </w:r>
+    </w:p>
+    <w:p>
+      <w:pPr>
+        <w:rPr>
+          <w:b/>
+          <w:bCs/>
+        </w:rPr>
+      </w:pPr>
+      <w:r>
+        <w:rPr>
+          <w:b/>
+          <w:bCs/>
+        </w:rPr>
+        <w:t>Suricata (IDS)</w:t>
+      </w:r>
+    </w:p>
+    <w:p>
+      <w:r>
+        <w:t>Sistema de detecció d’intrusions que analitza el trànsit de xarxa i genera alertes.</w:t>
+      </w:r>
+    </w:p>
+    <w:p>
+      <w:pPr>
+        <w:rPr>
+          <w:b/>
+          <w:bCs/>
+        </w:rPr>
+      </w:pPr>
+      <w:r>
+        <w:rPr>
+          <w:b/>
+          <w:bCs/>
+        </w:rPr>
+        <w:t>Prometheus</w:t>
+      </w:r>
+    </w:p>
+    <w:p>
+      <w:r>
+        <w:t>Recull mètriques del sistema i permet analitzar el comportament dels serveis.</w:t>
+      </w:r>
+    </w:p>
+    <w:p>
+      <w:pPr>
+        <w:rPr>
+          <w:b/>
+          <w:bCs/>
+        </w:rPr>
+      </w:pPr>
+      <w:r>
+        <w:rPr>
+          <w:b/>
+          <w:bCs/>
+        </w:rPr>
+        <w:t>Grafana</w:t>
+      </w:r>
+    </w:p>
+    <w:p>
+      <w:r>
+        <w:t>Proporciona dashboards visuals per mostrar:</w:t>
+      </w:r>
+    </w:p>
+    <w:p>
+      <w:pPr>
+        <w:numPr>
+          <w:ilvl w:val="0"/>
+          <w:numId w:val="30"/>
+        </w:numPr>
+      </w:pPr>
+      <w:r>
+        <w:t>A</w:t>
+      </w:r>
+      <w:r>
+        <w:t xml:space="preserve">ctivitat d’atacs </w:t>
+      </w:r>
+    </w:p>
+    <w:p>
+      <w:pPr>
+        <w:numPr>
+          <w:ilvl w:val="0"/>
+          <w:numId w:val="30"/>
+        </w:numPr>
+      </w:pPr>
+      <w:r>
+        <w:t>A</w:t>
+      </w:r>
+      <w:r>
+        <w:t xml:space="preserve">lertes </w:t>
+      </w:r>
+    </w:p>
+    <w:p>
+      <w:pPr>
+        <w:numPr>
+          <w:ilvl w:val="0"/>
+          <w:numId w:val="30"/>
+        </w:numPr>
+      </w:pPr>
+      <w:r>
+        <w:t>E</w:t>
+      </w:r>
+      <w:r>
+        <w:t xml:space="preserve">stat del sistema </w:t>
+      </w:r>
+    </w:p>
+    <w:p>
+      <w:pPr>
+        <w:rPr>
+          <w:b/>
+          <w:bCs/>
+        </w:rPr>
+      </w:pPr>
+      <w:r>
+        <w:rPr>
+          <w:b/>
+          <w:bCs/>
+        </w:rPr>
+        <w:t>Loki + Promtail</w:t>
+      </w:r>
+    </w:p>
+    <w:p>
+      <w:r>
+        <w:t>Sistema de centralització de logs que permet consultar i visualitzar registres.</w:t>
+      </w:r>
+    </w:p>
+    <w:p>
+      <w:pPr>
+        <w:rPr>
+          <w:rFonts w:asciiTheme="majorHAnsi" w:eastAsiaTheme="majorEastAsia" w:hAnsiTheme="majorHAnsi" w:cstheme="majorBidi"/>
+          <w:b/>
+          <w:color w:val="000000" w:themeColor="text1"/>
+          <w:sz w:val="32"/>
+          <w:szCs w:val="32"/>
+        </w:rPr>
+      </w:pPr>
+      <w:r>
+        <w:br w:type="page"/>
+      </w:r>
+    </w:p>
+    <w:p>
+      <w:pPr>
+        <w:pStyle w:val="Ttulo2"/>
+      </w:pPr>
+      <w:bookmarkStart w:id="19" w:name="_Toc225091760"/>
+      <w:r>
+        <w:lastRenderedPageBreak/>
+        <w:t>3.3 Altres dissenys</w:t>
+      </w:r>
+      <w:bookmarkEnd w:id="19"/>
+    </w:p>
+    <w:p>
+      <w:pPr>
+        <w:rPr>
+          <w:b/>
+          <w:bCs/>
+        </w:rPr>
+      </w:pPr>
+      <w:r>
+        <w:rPr>
+          <w:b/>
+          <w:bCs/>
+        </w:rPr>
+        <w:t>Nivells de defensa</w:t>
+      </w:r>
+    </w:p>
+    <w:p>
+      <w:r>
+        <w:t>El sistema incorpora un mecanisme de configuració basat en una variable:</w:t>
+      </w:r>
+    </w:p>
+    <w:p>
+      <w:r>
+        <w:t>DEFENSE_LEVEL=</w:t>
+      </w:r>
+      <w:r>
+        <w:t>apagat</w:t>
+      </w:r>
+      <w:r>
+        <w:t xml:space="preserve"> | basic | a</w:t>
+      </w:r>
+      <w:r>
+        <w:t>vançat</w:t>
+      </w:r>
+    </w:p>
+    <w:p>
+      <w:r>
+        <w:t>Aquesta variable permet modificar el comportament del sistema i comparar diferents escenaris</w:t>
+      </w:r>
+      <w:r>
+        <w:t xml:space="preserve"> segons la seva defensa</w:t>
+      </w:r>
+      <w:r>
+        <w:t>.</w:t>
+      </w:r>
+    </w:p>
+    <w:p>
+      <w:pPr>
+        <w:rPr>
+          <w:b/>
+          <w:bCs/>
+        </w:rPr>
+      </w:pPr>
+      <w:r>
+        <w:rPr>
+          <w:b/>
+          <w:bCs/>
+        </w:rPr>
+        <w:t>Enfocament educatiu</w:t>
+      </w:r>
+    </w:p>
+    <w:p>
+      <w:r>
+        <w:t>El disseny del sistema prioritza:</w:t>
+      </w:r>
+    </w:p>
+    <w:p>
+      <w:pPr>
+        <w:numPr>
+          <w:ilvl w:val="0"/>
+          <w:numId w:val="31"/>
+        </w:numPr>
+      </w:pPr>
+      <w:r>
+        <w:t>La s</w:t>
+      </w:r>
+      <w:r>
+        <w:t xml:space="preserve">implicitat </w:t>
+      </w:r>
+    </w:p>
+    <w:p>
+      <w:pPr>
+        <w:numPr>
+          <w:ilvl w:val="0"/>
+          <w:numId w:val="31"/>
+        </w:numPr>
+      </w:pPr>
+      <w:r>
+        <w:t>La v</w:t>
+      </w:r>
+      <w:r>
+        <w:t>is</w:t>
+      </w:r>
+      <w:r>
+        <w:t>u</w:t>
+      </w:r>
+      <w:r>
+        <w:t xml:space="preserve">alització </w:t>
+      </w:r>
+    </w:p>
+    <w:p>
+      <w:pPr>
+        <w:numPr>
+          <w:ilvl w:val="0"/>
+          <w:numId w:val="31"/>
+        </w:numPr>
+      </w:pPr>
+      <w:r>
+        <w:t>La c</w:t>
+      </w:r>
+      <w:r>
+        <w:t xml:space="preserve">omprensió dels resultats </w:t>
+      </w:r>
+    </w:p>
+    <w:p>
+      <w:r>
+        <w:t>Els dashboards es dissenyen amb missatges interpretables, com:</w:t>
+      </w:r>
+    </w:p>
+    <w:p>
+      <w:pPr>
+        <w:numPr>
+          <w:ilvl w:val="0"/>
+          <w:numId w:val="32"/>
+        </w:numPr>
+      </w:pPr>
+      <w:r>
+        <w:t xml:space="preserve">“Escaneig de ports detectat” </w:t>
+      </w:r>
+    </w:p>
+    <w:p>
+      <w:pPr>
+        <w:numPr>
+          <w:ilvl w:val="0"/>
+          <w:numId w:val="32"/>
+        </w:numPr>
+      </w:pPr>
+      <w:r>
+        <w:t xml:space="preserve">“Intent d’injecció SQL detectat” </w:t>
+      </w:r>
+    </w:p>
+    <w:p>
+      <w:pPr>
+        <w:numPr>
+          <w:ilvl w:val="0"/>
+          <w:numId w:val="32"/>
+        </w:numPr>
+      </w:pPr>
+      <w:r>
+        <w:t>“Atac bloquejat pel sistema”</w:t>
+      </w:r>
+    </w:p>
+    <w:p>
+      <w:pPr>
+        <w:rPr>
+          <w:rFonts w:asciiTheme="majorHAnsi" w:eastAsiaTheme="majorEastAsia" w:hAnsiTheme="majorHAnsi" w:cstheme="majorBidi"/>
+          <w:b/>
+          <w:color w:val="000000" w:themeColor="text1"/>
+          <w:sz w:val="40"/>
+          <w:szCs w:val="40"/>
+        </w:rPr>
+      </w:pPr>
+      <w:r>
+        <w:br w:type="page"/>
+      </w:r>
+    </w:p>
+    <w:p>
+      <w:pPr>
+        <w:pStyle w:val="Ttulo1"/>
+      </w:pPr>
+      <w:bookmarkStart w:id="20" w:name="_Toc225091761"/>
+      <w:r>
+        <w:lastRenderedPageBreak/>
+        <w:t>Desenvolupament realitzat fins ara</w:t>
+      </w:r>
+      <w:bookmarkEnd w:id="20"/>
+    </w:p>
+    <w:p>
+      <w:pPr>
+        <w:pStyle w:val="Ttulo2"/>
+      </w:pPr>
+      <w:bookmarkStart w:id="21" w:name="_Toc225091762"/>
       <w:r>
         <w:t>Implementació de la infraestructura amb Docker</w:t>
       </w:r>
-      <w:bookmarkEnd w:id="12"/>
+      <w:bookmarkEnd w:id="21"/>
     </w:p>
     <w:p>
       <w:r>
@@ -3849,17 +5591,11 @@
       <w:pPr>
         <w:pStyle w:val="Ttulo2"/>
       </w:pPr>
-      <w:bookmarkStart w:id="13" w:name="_Toc225090089"/>
-      <w:r>
-        <w:rPr>
-          <w:rFonts w:ascii="Segoe UI Emoji" w:hAnsi="Segoe UI Emoji" w:cs="Segoe UI Emoji"/>
-        </w:rPr>
-        <w:t xml:space="preserve">2.2 </w:t>
-      </w:r>
+      <w:bookmarkStart w:id="22" w:name="_Toc225091763"/>
       <w:r>
         <w:t>Configuració de la xarxa segmentada</w:t>
       </w:r>
-      <w:bookmarkEnd w:id="13"/>
+      <w:bookmarkEnd w:id="22"/>
     </w:p>
     <w:p>
       <w:r>
@@ -3919,17 +5655,11 @@
       <w:pPr>
         <w:pStyle w:val="Ttulo2"/>
       </w:pPr>
-      <w:bookmarkStart w:id="14" w:name="_Toc225090090"/>
-      <w:r>
-        <w:rPr>
-          <w:rFonts w:ascii="Segoe UI Emoji" w:hAnsi="Segoe UI Emoji" w:cs="Segoe UI Emoji"/>
-        </w:rPr>
-        <w:t xml:space="preserve">2.3 </w:t>
-      </w:r>
+      <w:bookmarkStart w:id="23" w:name="_Toc225091764"/>
       <w:r>
         <w:t>Flux funcional validat</w:t>
       </w:r>
-      <w:bookmarkEnd w:id="14"/>
+      <w:bookmarkEnd w:id="23"/>
     </w:p>
     <w:p>
       <w:r>
@@ -3960,18 +5690,12 @@
       <w:pPr>
         <w:pStyle w:val="Ttulo2"/>
       </w:pPr>
-      <w:bookmarkStart w:id="15" w:name="_Toc225090091"/>
-      <w:r>
-        <w:rPr>
-          <w:rFonts w:ascii="Segoe UI Emoji" w:hAnsi="Segoe UI Emoji" w:cs="Segoe UI Emoji"/>
-        </w:rPr>
+      <w:bookmarkStart w:id="24" w:name="_Toc225091765"/>
+      <w:r>
         <w:lastRenderedPageBreak/>
-        <w:t xml:space="preserve">2.4 </w:t>
-      </w:r>
-      <w:r>
         <w:t>Primera prova de simulació d’atac</w:t>
       </w:r>
-      <w:bookmarkEnd w:id="15"/>
+      <w:bookmarkEnd w:id="24"/>
     </w:p>
     <w:p>
       <w:r>
@@ -3992,17 +5716,11 @@
       <w:pPr>
         <w:pStyle w:val="Ttulo2"/>
       </w:pPr>
-      <w:bookmarkStart w:id="16" w:name="_Toc225090092"/>
-      <w:r>
-        <w:rPr>
-          <w:rFonts w:ascii="Segoe UI Emoji" w:hAnsi="Segoe UI Emoji" w:cs="Segoe UI Emoji"/>
-        </w:rPr>
-        <w:t xml:space="preserve">2.5 </w:t>
-      </w:r>
+      <w:bookmarkStart w:id="25" w:name="_Toc225091766"/>
       <w:r>
         <w:t>Generació de logs i evidències</w:t>
       </w:r>
-      <w:bookmarkEnd w:id="16"/>
+      <w:bookmarkEnd w:id="25"/>
     </w:p>
     <w:p>
       <w:r>
@@ -4103,17 +5821,11 @@
       <w:pPr>
         <w:pStyle w:val="Ttulo2"/>
       </w:pPr>
-      <w:bookmarkStart w:id="17" w:name="_Toc225090093"/>
-      <w:r>
-        <w:rPr>
-          <w:rFonts w:ascii="Segoe UI Emoji" w:hAnsi="Segoe UI Emoji" w:cs="Segoe UI Emoji"/>
-        </w:rPr>
-        <w:t xml:space="preserve">2.6 </w:t>
-      </w:r>
+      <w:bookmarkStart w:id="26" w:name="_Toc225091767"/>
       <w:r>
         <w:t>Evidències del progrés</w:t>
       </w:r>
-      <w:bookmarkEnd w:id="17"/>
+      <w:bookmarkEnd w:id="26"/>
     </w:p>
     <w:p>
       <w:r>
@@ -4322,25 +6034,31 @@
     </w:p>
     <w:p>
       <w:pPr>
-        <w:pStyle w:val="Ttulo1"/>
-      </w:pPr>
-      <w:bookmarkStart w:id="18" w:name="_Toc225090094"/>
+        <w:rPr>
+          <w:rFonts w:ascii="Segoe UI Emoji" w:eastAsiaTheme="majorEastAsia" w:hAnsi="Segoe UI Emoji" w:cs="Segoe UI Emoji"/>
+          <w:b/>
+          <w:color w:val="000000" w:themeColor="text1"/>
+          <w:sz w:val="40"/>
+          <w:szCs w:val="40"/>
+        </w:rPr>
+      </w:pPr>
       <w:r>
         <w:rPr>
           <w:rFonts w:ascii="Segoe UI Emoji" w:hAnsi="Segoe UI Emoji" w:cs="Segoe UI Emoji"/>
         </w:rPr>
-        <w:t>3</w:t>
-      </w:r>
-      <w:r>
-        <w:rPr>
-          <w:rFonts w:ascii="Segoe UI Emoji" w:hAnsi="Segoe UI Emoji" w:cs="Segoe UI Emoji"/>
-        </w:rPr>
-        <w:t xml:space="preserve"> </w:t>
-      </w:r>
-      <w:r>
+        <w:br w:type="page"/>
+      </w:r>
+    </w:p>
+    <w:p>
+      <w:pPr>
+        <w:pStyle w:val="Ttulo1"/>
+      </w:pPr>
+      <w:bookmarkStart w:id="27" w:name="_Toc225091768"/>
+      <w:r>
+        <w:lastRenderedPageBreak/>
         <w:t>Incidències i decisions tècniques</w:t>
       </w:r>
-      <w:bookmarkEnd w:id="18"/>
+      <w:bookmarkEnd w:id="27"/>
     </w:p>
     <w:p>
       <w:r>
@@ -4351,23 +6069,11 @@
       <w:pPr>
         <w:pStyle w:val="Ttulo2"/>
       </w:pPr>
-      <w:bookmarkStart w:id="19" w:name="_Toc225090095"/>
-      <w:r>
-        <w:rPr>
-          <w:rFonts w:ascii="Segoe UI Emoji" w:hAnsi="Segoe UI Emoji" w:cs="Segoe UI Emoji"/>
-        </w:rPr>
-        <w:t>3.1</w:t>
-      </w:r>
-      <w:r>
-        <w:rPr>
-          <w:rFonts w:ascii="Segoe UI Emoji" w:hAnsi="Segoe UI Emoji" w:cs="Segoe UI Emoji"/>
-        </w:rPr>
-        <w:t xml:space="preserve"> </w:t>
-      </w:r>
+      <w:bookmarkStart w:id="28" w:name="_Toc225091769"/>
       <w:r>
         <w:t>Errors en la configuració de volums</w:t>
       </w:r>
-      <w:bookmarkEnd w:id="19"/>
+      <w:bookmarkEnd w:id="28"/>
     </w:p>
     <w:p>
       <w:r>
@@ -4389,23 +6095,11 @@
       <w:pPr>
         <w:pStyle w:val="Ttulo2"/>
       </w:pPr>
-      <w:bookmarkStart w:id="20" w:name="_Toc225090096"/>
-      <w:r>
-        <w:rPr>
-          <w:rFonts w:ascii="Segoe UI Emoji" w:hAnsi="Segoe UI Emoji" w:cs="Segoe UI Emoji"/>
-        </w:rPr>
-        <w:t>3.2</w:t>
-      </w:r>
-      <w:r>
-        <w:rPr>
-          <w:rFonts w:ascii="Segoe UI Emoji" w:hAnsi="Segoe UI Emoji" w:cs="Segoe UI Emoji"/>
-        </w:rPr>
-        <w:t xml:space="preserve"> </w:t>
-      </w:r>
+      <w:bookmarkStart w:id="29" w:name="_Toc225091770"/>
       <w:r>
         <w:t>Problemes de connectivitat entre xarxes</w:t>
       </w:r>
-      <w:bookmarkEnd w:id="20"/>
+      <w:bookmarkEnd w:id="29"/>
     </w:p>
     <w:p>
       <w:r>
@@ -4426,19 +6120,7 @@
       <w:pPr>
         <w:pStyle w:val="Ttulo2"/>
       </w:pPr>
-      <w:bookmarkStart w:id="21" w:name="_Toc225090097"/>
-      <w:r>
-        <w:rPr>
-          <w:rFonts w:ascii="Segoe UI Emoji" w:hAnsi="Segoe UI Emoji" w:cs="Segoe UI Emoji"/>
-        </w:rPr>
-        <w:t>3.3</w:t>
-      </w:r>
-      <w:r>
-        <w:rPr>
-          <w:rFonts w:ascii="Segoe UI Emoji" w:hAnsi="Segoe UI Emoji" w:cs="Segoe UI Emoji"/>
-        </w:rPr>
-        <w:t xml:space="preserve"> </w:t>
-      </w:r>
+      <w:bookmarkStart w:id="30" w:name="_Toc225091771"/>
       <w:r>
         <w:t xml:space="preserve">Simplificació </w:t>
       </w:r>
@@ -4448,7 +6130,7 @@
       <w:r>
         <w:t xml:space="preserve"> l’arquitectura</w:t>
       </w:r>
-      <w:bookmarkEnd w:id="21"/>
+      <w:bookmarkEnd w:id="30"/>
     </w:p>
     <w:p>
       <w:r>
@@ -4465,24 +6147,11 @@
       <w:pPr>
         <w:pStyle w:val="Ttulo2"/>
       </w:pPr>
-      <w:bookmarkStart w:id="22" w:name="_Toc225090098"/>
-      <w:r>
-        <w:rPr>
-          <w:rFonts w:ascii="Segoe UI Emoji" w:hAnsi="Segoe UI Emoji" w:cs="Segoe UI Emoji"/>
-        </w:rPr>
-        <w:lastRenderedPageBreak/>
-        <w:t>3.4</w:t>
-      </w:r>
-      <w:r>
-        <w:rPr>
-          <w:rFonts w:ascii="Segoe UI Emoji" w:hAnsi="Segoe UI Emoji" w:cs="Segoe UI Emoji"/>
-        </w:rPr>
-        <w:t xml:space="preserve"> </w:t>
-      </w:r>
+      <w:bookmarkStart w:id="31" w:name="_Toc225091772"/>
       <w:r>
         <w:t>Planificació actualitzada</w:t>
       </w:r>
-      <w:bookmarkEnd w:id="22"/>
+      <w:bookmarkEnd w:id="31"/>
     </w:p>
     <w:p>
       <w:r>
@@ -4624,6 +6293,7 @@
         </w:numPr>
       </w:pPr>
       <w:r>
+        <w:lastRenderedPageBreak/>
         <w:t>Windows</w:t>
       </w:r>
     </w:p>
@@ -4651,6 +6321,155 @@
 <file path=word/numbering.xml><?xml version="1.0" encoding="utf-8"?>
 <w:numbering xmlns:wpc="http://schemas.microsoft.com/office/word/2010/wordprocessingCanvas" xmlns:cx="http://schemas.microsoft.com/office/drawing/2014/chartex" xmlns:cx1="http://schemas.microsoft.com/office/drawing/2015/9/8/chartex" xmlns:cx2="http://schemas.microsoft.com/office/drawing/2015/10/21/chartex" xmlns:cx3="http://schemas.microsoft.com/office/drawing/2016/5/9/chartex" xmlns:cx4="http://schemas.microsoft.com/office/drawing/2016/5/10/chartex" xmlns:cx5="http://schemas.microsoft.com/office/drawing/2016/5/11/chartex" xmlns:cx6="http://schemas.microsoft.com/office/drawing/2016/5/12/chartex" xmlns:cx7="http://schemas.microsoft.com/office/drawing/2016/5/13/chartex" xmlns:cx8="http://schemas.microsoft.com/office/drawing/2016/5/14/chartex" xmlns:mc="http://schemas.openxmlformats.org/markup-compatibility/2006" xmlns:aink="http://schemas.microsoft.com/office/drawing/2016/ink" xmlns:am3d="http://schemas.microsoft.com/office/drawing/2017/model3d" xmlns:o="urn:schemas-microsoft-com:office:office" xmlns:oel="http://schemas.microsoft.com/office/2019/extlst" xmlns:r="http://schemas.openxmlformats.org/officeDocument/2006/relationships" xmlns:m="http://schemas.openxmlformats.org/officeDocument/2006/math" xmlns:v="urn:schemas-microsoft-com:vml" xmlns:wp14="http://schemas.microsoft.com/office/word/2010/wordprocessingDrawing" xmlns:wp="http://schemas.openxmlformats.org/drawingml/2006/wordprocessingDrawing" xmlns:w10="urn:schemas-microsoft-com:office:word" xmlns:w="http://schemas.openxmlformats.org/wordprocessingml/2006/main" xmlns:w14="http://schemas.microsoft.com/office/word/2010/wordml" xmlns:w15="http://schemas.microsoft.com/office/word/2012/wordml" xmlns:w16cex="http://schemas.microsoft.com/office/word/2018/wordml/cex" xmlns:w16cid="http://schemas.microsoft.com/office/word/2016/wordml/cid" xmlns:w16="http://schemas.microsoft.com/office/word/2018/wordml" xmlns:w16du="http://schemas.microsoft.com/office/word/2023/wordml/word16du" xmlns:w16sdtdh="http://schemas.microsoft.com/office/word/2020/wordml/sdtdatahash" xmlns:w16sdtfl="http://schemas.microsoft.com/office/word/2024/wordml/sdtformatlock" xmlns:w16se="http://schemas.microsoft.com/office/word/2015/wordml/symex" xmlns:wpg="http://schemas.microsoft.com/office/word/2010/wordprocessingGroup" xmlns:wpi="http://schemas.microsoft.com/office/word/2010/wordprocessingInk" xmlns:wne="http://schemas.microsoft.com/office/word/2006/wordml" xmlns:wps="http://schemas.microsoft.com/office/word/2010/wordprocessingShape" mc:Ignorable="w14 w15 w16se w16cid w16 w16cex w16sdtdh w16sdtfl w16du wp14">
   <w:abstractNum w:abstractNumId="0" w15:restartNumberingAfterBreak="0">
+    <w:nsid w:val="09360105"/>
+    <w:multiLevelType w:val="multilevel"/>
+    <w:tmpl w:val="A302EDBA"/>
+    <w:lvl w:ilvl="0">
+      <w:start w:val="1"/>
+      <w:numFmt w:val="bullet"/>
+      <w:lvlText w:val=""/>
+      <w:lvlJc w:val="left"/>
+      <w:pPr>
+        <w:tabs>
+          <w:tab w:val="num" w:pos="720"/>
+        </w:tabs>
+        <w:ind w:left="720" w:hanging="360"/>
+      </w:pPr>
+      <w:rPr>
+        <w:rFonts w:ascii="Symbol" w:hAnsi="Symbol" w:hint="default"/>
+        <w:sz w:val="20"/>
+      </w:rPr>
+    </w:lvl>
+    <w:lvl w:ilvl="1" w:tentative="1">
+      <w:start w:val="1"/>
+      <w:numFmt w:val="bullet"/>
+      <w:lvlText w:val="o"/>
+      <w:lvlJc w:val="left"/>
+      <w:pPr>
+        <w:tabs>
+          <w:tab w:val="num" w:pos="1440"/>
+        </w:tabs>
+        <w:ind w:left="1440" w:hanging="360"/>
+      </w:pPr>
+      <w:rPr>
+        <w:rFonts w:ascii="Courier New" w:hAnsi="Courier New" w:hint="default"/>
+        <w:sz w:val="20"/>
+      </w:rPr>
+    </w:lvl>
+    <w:lvl w:ilvl="2" w:tentative="1">
+      <w:start w:val="1"/>
+      <w:numFmt w:val="bullet"/>
+      <w:lvlText w:val=""/>
+      <w:lvlJc w:val="left"/>
+      <w:pPr>
+        <w:tabs>
+          <w:tab w:val="num" w:pos="2160"/>
+        </w:tabs>
+        <w:ind w:left="2160" w:hanging="360"/>
+      </w:pPr>
+      <w:rPr>
+        <w:rFonts w:ascii="Wingdings" w:hAnsi="Wingdings" w:hint="default"/>
+        <w:sz w:val="20"/>
+      </w:rPr>
+    </w:lvl>
+    <w:lvl w:ilvl="3" w:tentative="1">
+      <w:start w:val="1"/>
+      <w:numFmt w:val="bullet"/>
+      <w:lvlText w:val=""/>
+      <w:lvlJc w:val="left"/>
+      <w:pPr>
+        <w:tabs>
+          <w:tab w:val="num" w:pos="2880"/>
+        </w:tabs>
+        <w:ind w:left="2880" w:hanging="360"/>
+      </w:pPr>
+      <w:rPr>
+        <w:rFonts w:ascii="Wingdings" w:hAnsi="Wingdings" w:hint="default"/>
+        <w:sz w:val="20"/>
+      </w:rPr>
+    </w:lvl>
+    <w:lvl w:ilvl="4" w:tentative="1">
+      <w:start w:val="1"/>
+      <w:numFmt w:val="bullet"/>
+      <w:lvlText w:val=""/>
+      <w:lvlJc w:val="left"/>
+      <w:pPr>
+        <w:tabs>
+          <w:tab w:val="num" w:pos="3600"/>
+        </w:tabs>
+        <w:ind w:left="3600" w:hanging="360"/>
+      </w:pPr>
+      <w:rPr>
+        <w:rFonts w:ascii="Wingdings" w:hAnsi="Wingdings" w:hint="default"/>
+        <w:sz w:val="20"/>
+      </w:rPr>
+    </w:lvl>
+    <w:lvl w:ilvl="5" w:tentative="1">
+      <w:start w:val="1"/>
+      <w:numFmt w:val="bullet"/>
+      <w:lvlText w:val=""/>
+      <w:lvlJc w:val="left"/>
+      <w:pPr>
+        <w:tabs>
+          <w:tab w:val="num" w:pos="4320"/>
+        </w:tabs>
+        <w:ind w:left="4320" w:hanging="360"/>
+      </w:pPr>
+      <w:rPr>
+        <w:rFonts w:ascii="Wingdings" w:hAnsi="Wingdings" w:hint="default"/>
+        <w:sz w:val="20"/>
+      </w:rPr>
+    </w:lvl>
+    <w:lvl w:ilvl="6" w:tentative="1">
+      <w:start w:val="1"/>
+      <w:numFmt w:val="bullet"/>
+      <w:lvlText w:val=""/>
+      <w:lvlJc w:val="left"/>
+      <w:pPr>
+        <w:tabs>
+          <w:tab w:val="num" w:pos="5040"/>
+        </w:tabs>
+        <w:ind w:left="5040" w:hanging="360"/>
+      </w:pPr>
+      <w:rPr>
+        <w:rFonts w:ascii="Wingdings" w:hAnsi="Wingdings" w:hint="default"/>
+        <w:sz w:val="20"/>
+      </w:rPr>
+    </w:lvl>
+    <w:lvl w:ilvl="7" w:tentative="1">
+      <w:start w:val="1"/>
+      <w:numFmt w:val="bullet"/>
+      <w:lvlText w:val=""/>
+      <w:lvlJc w:val="left"/>
+      <w:pPr>
+        <w:tabs>
+          <w:tab w:val="num" w:pos="5760"/>
+        </w:tabs>
+        <w:ind w:left="5760" w:hanging="360"/>
+      </w:pPr>
+      <w:rPr>
+        <w:rFonts w:ascii="Wingdings" w:hAnsi="Wingdings" w:hint="default"/>
+        <w:sz w:val="20"/>
+      </w:rPr>
+    </w:lvl>
+    <w:lvl w:ilvl="8" w:tentative="1">
+      <w:start w:val="1"/>
+      <w:numFmt w:val="bullet"/>
+      <w:lvlText w:val=""/>
+      <w:lvlJc w:val="left"/>
+      <w:pPr>
+        <w:tabs>
+          <w:tab w:val="num" w:pos="6480"/>
+        </w:tabs>
+        <w:ind w:left="6480" w:hanging="360"/>
+      </w:pPr>
+      <w:rPr>
+        <w:rFonts w:ascii="Wingdings" w:hAnsi="Wingdings" w:hint="default"/>
+        <w:sz w:val="20"/>
+      </w:rPr>
+    </w:lvl>
+  </w:abstractNum>
+  <w:abstractNum w:abstractNumId="1" w15:restartNumberingAfterBreak="0">
     <w:nsid w:val="196B4E6D"/>
     <w:multiLevelType w:val="multilevel"/>
     <w:tmpl w:val="E9A60C6E"/>
@@ -4799,7 +6618,454 @@
       </w:rPr>
     </w:lvl>
   </w:abstractNum>
-  <w:abstractNum w:abstractNumId="1" w15:restartNumberingAfterBreak="0">
+  <w:abstractNum w:abstractNumId="2" w15:restartNumberingAfterBreak="0">
+    <w:nsid w:val="1C010C23"/>
+    <w:multiLevelType w:val="multilevel"/>
+    <w:tmpl w:val="A18283E4"/>
+    <w:lvl w:ilvl="0">
+      <w:start w:val="1"/>
+      <w:numFmt w:val="bullet"/>
+      <w:lvlText w:val=""/>
+      <w:lvlJc w:val="left"/>
+      <w:pPr>
+        <w:tabs>
+          <w:tab w:val="num" w:pos="720"/>
+        </w:tabs>
+        <w:ind w:left="720" w:hanging="360"/>
+      </w:pPr>
+      <w:rPr>
+        <w:rFonts w:ascii="Symbol" w:hAnsi="Symbol" w:hint="default"/>
+        <w:sz w:val="20"/>
+      </w:rPr>
+    </w:lvl>
+    <w:lvl w:ilvl="1" w:tentative="1">
+      <w:start w:val="1"/>
+      <w:numFmt w:val="bullet"/>
+      <w:lvlText w:val="o"/>
+      <w:lvlJc w:val="left"/>
+      <w:pPr>
+        <w:tabs>
+          <w:tab w:val="num" w:pos="1440"/>
+        </w:tabs>
+        <w:ind w:left="1440" w:hanging="360"/>
+      </w:pPr>
+      <w:rPr>
+        <w:rFonts w:ascii="Courier New" w:hAnsi="Courier New" w:hint="default"/>
+        <w:sz w:val="20"/>
+      </w:rPr>
+    </w:lvl>
+    <w:lvl w:ilvl="2" w:tentative="1">
+      <w:start w:val="1"/>
+      <w:numFmt w:val="bullet"/>
+      <w:lvlText w:val=""/>
+      <w:lvlJc w:val="left"/>
+      <w:pPr>
+        <w:tabs>
+          <w:tab w:val="num" w:pos="2160"/>
+        </w:tabs>
+        <w:ind w:left="2160" w:hanging="360"/>
+      </w:pPr>
+      <w:rPr>
+        <w:rFonts w:ascii="Wingdings" w:hAnsi="Wingdings" w:hint="default"/>
+        <w:sz w:val="20"/>
+      </w:rPr>
+    </w:lvl>
+    <w:lvl w:ilvl="3" w:tentative="1">
+      <w:start w:val="1"/>
+      <w:numFmt w:val="bullet"/>
+      <w:lvlText w:val=""/>
+      <w:lvlJc w:val="left"/>
+      <w:pPr>
+        <w:tabs>
+          <w:tab w:val="num" w:pos="2880"/>
+        </w:tabs>
+        <w:ind w:left="2880" w:hanging="360"/>
+      </w:pPr>
+      <w:rPr>
+        <w:rFonts w:ascii="Wingdings" w:hAnsi="Wingdings" w:hint="default"/>
+        <w:sz w:val="20"/>
+      </w:rPr>
+    </w:lvl>
+    <w:lvl w:ilvl="4" w:tentative="1">
+      <w:start w:val="1"/>
+      <w:numFmt w:val="bullet"/>
+      <w:lvlText w:val=""/>
+      <w:lvlJc w:val="left"/>
+      <w:pPr>
+        <w:tabs>
+          <w:tab w:val="num" w:pos="3600"/>
+        </w:tabs>
+        <w:ind w:left="3600" w:hanging="360"/>
+      </w:pPr>
+      <w:rPr>
+        <w:rFonts w:ascii="Wingdings" w:hAnsi="Wingdings" w:hint="default"/>
+        <w:sz w:val="20"/>
+      </w:rPr>
+    </w:lvl>
+    <w:lvl w:ilvl="5" w:tentative="1">
+      <w:start w:val="1"/>
+      <w:numFmt w:val="bullet"/>
+      <w:lvlText w:val=""/>
+      <w:lvlJc w:val="left"/>
+      <w:pPr>
+        <w:tabs>
+          <w:tab w:val="num" w:pos="4320"/>
+        </w:tabs>
+        <w:ind w:left="4320" w:hanging="360"/>
+      </w:pPr>
+      <w:rPr>
+        <w:rFonts w:ascii="Wingdings" w:hAnsi="Wingdings" w:hint="default"/>
+        <w:sz w:val="20"/>
+      </w:rPr>
+    </w:lvl>
+    <w:lvl w:ilvl="6" w:tentative="1">
+      <w:start w:val="1"/>
+      <w:numFmt w:val="bullet"/>
+      <w:lvlText w:val=""/>
+      <w:lvlJc w:val="left"/>
+      <w:pPr>
+        <w:tabs>
+          <w:tab w:val="num" w:pos="5040"/>
+        </w:tabs>
+        <w:ind w:left="5040" w:hanging="360"/>
+      </w:pPr>
+      <w:rPr>
+        <w:rFonts w:ascii="Wingdings" w:hAnsi="Wingdings" w:hint="default"/>
+        <w:sz w:val="20"/>
+      </w:rPr>
+    </w:lvl>
+    <w:lvl w:ilvl="7" w:tentative="1">
+      <w:start w:val="1"/>
+      <w:numFmt w:val="bullet"/>
+      <w:lvlText w:val=""/>
+      <w:lvlJc w:val="left"/>
+      <w:pPr>
+        <w:tabs>
+          <w:tab w:val="num" w:pos="5760"/>
+        </w:tabs>
+        <w:ind w:left="5760" w:hanging="360"/>
+      </w:pPr>
+      <w:rPr>
+        <w:rFonts w:ascii="Wingdings" w:hAnsi="Wingdings" w:hint="default"/>
+        <w:sz w:val="20"/>
+      </w:rPr>
+    </w:lvl>
+    <w:lvl w:ilvl="8" w:tentative="1">
+      <w:start w:val="1"/>
+      <w:numFmt w:val="bullet"/>
+      <w:lvlText w:val=""/>
+      <w:lvlJc w:val="left"/>
+      <w:pPr>
+        <w:tabs>
+          <w:tab w:val="num" w:pos="6480"/>
+        </w:tabs>
+        <w:ind w:left="6480" w:hanging="360"/>
+      </w:pPr>
+      <w:rPr>
+        <w:rFonts w:ascii="Wingdings" w:hAnsi="Wingdings" w:hint="default"/>
+        <w:sz w:val="20"/>
+      </w:rPr>
+    </w:lvl>
+  </w:abstractNum>
+  <w:abstractNum w:abstractNumId="3" w15:restartNumberingAfterBreak="0">
+    <w:nsid w:val="23FA79AE"/>
+    <w:multiLevelType w:val="multilevel"/>
+    <w:tmpl w:val="BABC62A4"/>
+    <w:lvl w:ilvl="0">
+      <w:start w:val="1"/>
+      <w:numFmt w:val="bullet"/>
+      <w:lvlText w:val=""/>
+      <w:lvlJc w:val="left"/>
+      <w:pPr>
+        <w:tabs>
+          <w:tab w:val="num" w:pos="720"/>
+        </w:tabs>
+        <w:ind w:left="720" w:hanging="360"/>
+      </w:pPr>
+      <w:rPr>
+        <w:rFonts w:ascii="Symbol" w:hAnsi="Symbol" w:hint="default"/>
+        <w:sz w:val="20"/>
+      </w:rPr>
+    </w:lvl>
+    <w:lvl w:ilvl="1" w:tentative="1">
+      <w:start w:val="1"/>
+      <w:numFmt w:val="bullet"/>
+      <w:lvlText w:val="o"/>
+      <w:lvlJc w:val="left"/>
+      <w:pPr>
+        <w:tabs>
+          <w:tab w:val="num" w:pos="1440"/>
+        </w:tabs>
+        <w:ind w:left="1440" w:hanging="360"/>
+      </w:pPr>
+      <w:rPr>
+        <w:rFonts w:ascii="Courier New" w:hAnsi="Courier New" w:hint="default"/>
+        <w:sz w:val="20"/>
+      </w:rPr>
+    </w:lvl>
+    <w:lvl w:ilvl="2" w:tentative="1">
+      <w:start w:val="1"/>
+      <w:numFmt w:val="bullet"/>
+      <w:lvlText w:val=""/>
+      <w:lvlJc w:val="left"/>
+      <w:pPr>
+        <w:tabs>
+          <w:tab w:val="num" w:pos="2160"/>
+        </w:tabs>
+        <w:ind w:left="2160" w:hanging="360"/>
+      </w:pPr>
+      <w:rPr>
+        <w:rFonts w:ascii="Wingdings" w:hAnsi="Wingdings" w:hint="default"/>
+        <w:sz w:val="20"/>
+      </w:rPr>
+    </w:lvl>
+    <w:lvl w:ilvl="3" w:tentative="1">
+      <w:start w:val="1"/>
+      <w:numFmt w:val="bullet"/>
+      <w:lvlText w:val=""/>
+      <w:lvlJc w:val="left"/>
+      <w:pPr>
+        <w:tabs>
+          <w:tab w:val="num" w:pos="2880"/>
+        </w:tabs>
+        <w:ind w:left="2880" w:hanging="360"/>
+      </w:pPr>
+      <w:rPr>
+        <w:rFonts w:ascii="Wingdings" w:hAnsi="Wingdings" w:hint="default"/>
+        <w:sz w:val="20"/>
+      </w:rPr>
+    </w:lvl>
+    <w:lvl w:ilvl="4" w:tentative="1">
+      <w:start w:val="1"/>
+      <w:numFmt w:val="bullet"/>
+      <w:lvlText w:val=""/>
+      <w:lvlJc w:val="left"/>
+      <w:pPr>
+        <w:tabs>
+          <w:tab w:val="num" w:pos="3600"/>
+        </w:tabs>
+        <w:ind w:left="3600" w:hanging="360"/>
+      </w:pPr>
+      <w:rPr>
+        <w:rFonts w:ascii="Wingdings" w:hAnsi="Wingdings" w:hint="default"/>
+        <w:sz w:val="20"/>
+      </w:rPr>
+    </w:lvl>
+    <w:lvl w:ilvl="5" w:tentative="1">
+      <w:start w:val="1"/>
+      <w:numFmt w:val="bullet"/>
+      <w:lvlText w:val=""/>
+      <w:lvlJc w:val="left"/>
+      <w:pPr>
+        <w:tabs>
+          <w:tab w:val="num" w:pos="4320"/>
+        </w:tabs>
+        <w:ind w:left="4320" w:hanging="360"/>
+      </w:pPr>
+      <w:rPr>
+        <w:rFonts w:ascii="Wingdings" w:hAnsi="Wingdings" w:hint="default"/>
+        <w:sz w:val="20"/>
+      </w:rPr>
+    </w:lvl>
+    <w:lvl w:ilvl="6" w:tentative="1">
+      <w:start w:val="1"/>
+      <w:numFmt w:val="bullet"/>
+      <w:lvlText w:val=""/>
+      <w:lvlJc w:val="left"/>
+      <w:pPr>
+        <w:tabs>
+          <w:tab w:val="num" w:pos="5040"/>
+        </w:tabs>
+        <w:ind w:left="5040" w:hanging="360"/>
+      </w:pPr>
+      <w:rPr>
+        <w:rFonts w:ascii="Wingdings" w:hAnsi="Wingdings" w:hint="default"/>
+        <w:sz w:val="20"/>
+      </w:rPr>
+    </w:lvl>
+    <w:lvl w:ilvl="7" w:tentative="1">
+      <w:start w:val="1"/>
+      <w:numFmt w:val="bullet"/>
+      <w:lvlText w:val=""/>
+      <w:lvlJc w:val="left"/>
+      <w:pPr>
+        <w:tabs>
+          <w:tab w:val="num" w:pos="5760"/>
+        </w:tabs>
+        <w:ind w:left="5760" w:hanging="360"/>
+      </w:pPr>
+      <w:rPr>
+        <w:rFonts w:ascii="Wingdings" w:hAnsi="Wingdings" w:hint="default"/>
+        <w:sz w:val="20"/>
+      </w:rPr>
+    </w:lvl>
+    <w:lvl w:ilvl="8" w:tentative="1">
+      <w:start w:val="1"/>
+      <w:numFmt w:val="bullet"/>
+      <w:lvlText w:val=""/>
+      <w:lvlJc w:val="left"/>
+      <w:pPr>
+        <w:tabs>
+          <w:tab w:val="num" w:pos="6480"/>
+        </w:tabs>
+        <w:ind w:left="6480" w:hanging="360"/>
+      </w:pPr>
+      <w:rPr>
+        <w:rFonts w:ascii="Wingdings" w:hAnsi="Wingdings" w:hint="default"/>
+        <w:sz w:val="20"/>
+      </w:rPr>
+    </w:lvl>
+  </w:abstractNum>
+  <w:abstractNum w:abstractNumId="4" w15:restartNumberingAfterBreak="0">
+    <w:nsid w:val="2A5D6660"/>
+    <w:multiLevelType w:val="multilevel"/>
+    <w:tmpl w:val="5616058E"/>
+    <w:lvl w:ilvl="0">
+      <w:start w:val="1"/>
+      <w:numFmt w:val="bullet"/>
+      <w:lvlText w:val=""/>
+      <w:lvlJc w:val="left"/>
+      <w:pPr>
+        <w:tabs>
+          <w:tab w:val="num" w:pos="720"/>
+        </w:tabs>
+        <w:ind w:left="720" w:hanging="360"/>
+      </w:pPr>
+      <w:rPr>
+        <w:rFonts w:ascii="Symbol" w:hAnsi="Symbol" w:hint="default"/>
+        <w:sz w:val="20"/>
+      </w:rPr>
+    </w:lvl>
+    <w:lvl w:ilvl="1" w:tentative="1">
+      <w:start w:val="1"/>
+      <w:numFmt w:val="bullet"/>
+      <w:lvlText w:val="o"/>
+      <w:lvlJc w:val="left"/>
+      <w:pPr>
+        <w:tabs>
+          <w:tab w:val="num" w:pos="1440"/>
+        </w:tabs>
+        <w:ind w:left="1440" w:hanging="360"/>
+      </w:pPr>
+      <w:rPr>
+        <w:rFonts w:ascii="Courier New" w:hAnsi="Courier New" w:hint="default"/>
+        <w:sz w:val="20"/>
+      </w:rPr>
+    </w:lvl>
+    <w:lvl w:ilvl="2" w:tentative="1">
+      <w:start w:val="1"/>
+      <w:numFmt w:val="bullet"/>
+      <w:lvlText w:val=""/>
+      <w:lvlJc w:val="left"/>
+      <w:pPr>
+        <w:tabs>
+          <w:tab w:val="num" w:pos="2160"/>
+        </w:tabs>
+        <w:ind w:left="2160" w:hanging="360"/>
+      </w:pPr>
+      <w:rPr>
+        <w:rFonts w:ascii="Wingdings" w:hAnsi="Wingdings" w:hint="default"/>
+        <w:sz w:val="20"/>
+      </w:rPr>
+    </w:lvl>
+    <w:lvl w:ilvl="3" w:tentative="1">
+      <w:start w:val="1"/>
+      <w:numFmt w:val="bullet"/>
+      <w:lvlText w:val=""/>
+      <w:lvlJc w:val="left"/>
+      <w:pPr>
+        <w:tabs>
+          <w:tab w:val="num" w:pos="2880"/>
+        </w:tabs>
+        <w:ind w:left="2880" w:hanging="360"/>
+      </w:pPr>
+      <w:rPr>
+        <w:rFonts w:ascii="Wingdings" w:hAnsi="Wingdings" w:hint="default"/>
+        <w:sz w:val="20"/>
+      </w:rPr>
+    </w:lvl>
+    <w:lvl w:ilvl="4" w:tentative="1">
+      <w:start w:val="1"/>
+      <w:numFmt w:val="bullet"/>
+      <w:lvlText w:val=""/>
+      <w:lvlJc w:val="left"/>
+      <w:pPr>
+        <w:tabs>
+          <w:tab w:val="num" w:pos="3600"/>
+        </w:tabs>
+        <w:ind w:left="3600" w:hanging="360"/>
+      </w:pPr>
+      <w:rPr>
+        <w:rFonts w:ascii="Wingdings" w:hAnsi="Wingdings" w:hint="default"/>
+        <w:sz w:val="20"/>
+      </w:rPr>
+    </w:lvl>
+    <w:lvl w:ilvl="5" w:tentative="1">
+      <w:start w:val="1"/>
+      <w:numFmt w:val="bullet"/>
+      <w:lvlText w:val=""/>
+      <w:lvlJc w:val="left"/>
+      <w:pPr>
+        <w:tabs>
+          <w:tab w:val="num" w:pos="4320"/>
+        </w:tabs>
+        <w:ind w:left="4320" w:hanging="360"/>
+      </w:pPr>
+      <w:rPr>
+        <w:rFonts w:ascii="Wingdings" w:hAnsi="Wingdings" w:hint="default"/>
+        <w:sz w:val="20"/>
+      </w:rPr>
+    </w:lvl>
+    <w:lvl w:ilvl="6" w:tentative="1">
+      <w:start w:val="1"/>
+      <w:numFmt w:val="bullet"/>
+      <w:lvlText w:val=""/>
+      <w:lvlJc w:val="left"/>
+      <w:pPr>
+        <w:tabs>
+          <w:tab w:val="num" w:pos="5040"/>
+        </w:tabs>
+        <w:ind w:left="5040" w:hanging="360"/>
+      </w:pPr>
+      <w:rPr>
+        <w:rFonts w:ascii="Wingdings" w:hAnsi="Wingdings" w:hint="default"/>
+        <w:sz w:val="20"/>
+      </w:rPr>
+    </w:lvl>
+    <w:lvl w:ilvl="7" w:tentative="1">
+      <w:start w:val="1"/>
+      <w:numFmt w:val="bullet"/>
+      <w:lvlText w:val=""/>
+      <w:lvlJc w:val="left"/>
+      <w:pPr>
+        <w:tabs>
+          <w:tab w:val="num" w:pos="5760"/>
+        </w:tabs>
+        <w:ind w:left="5760" w:hanging="360"/>
+      </w:pPr>
+      <w:rPr>
+        <w:rFonts w:ascii="Wingdings" w:hAnsi="Wingdings" w:hint="default"/>
+        <w:sz w:val="20"/>
+      </w:rPr>
+    </w:lvl>
+    <w:lvl w:ilvl="8" w:tentative="1">
+      <w:start w:val="1"/>
+      <w:numFmt w:val="bullet"/>
+      <w:lvlText w:val=""/>
+      <w:lvlJc w:val="left"/>
+      <w:pPr>
+        <w:tabs>
+          <w:tab w:val="num" w:pos="6480"/>
+        </w:tabs>
+        <w:ind w:left="6480" w:hanging="360"/>
+      </w:pPr>
+      <w:rPr>
+        <w:rFonts w:ascii="Wingdings" w:hAnsi="Wingdings" w:hint="default"/>
+        <w:sz w:val="20"/>
+      </w:rPr>
+    </w:lvl>
+  </w:abstractNum>
+  <w:abstractNum w:abstractNumId="5" w15:restartNumberingAfterBreak="0">
     <w:nsid w:val="2AF2412F"/>
     <w:multiLevelType w:val="multilevel"/>
     <w:tmpl w:val="CB5C3EEE"/>
@@ -4948,7 +7214,7 @@
       </w:rPr>
     </w:lvl>
   </w:abstractNum>
-  <w:abstractNum w:abstractNumId="2" w15:restartNumberingAfterBreak="0">
+  <w:abstractNum w:abstractNumId="6" w15:restartNumberingAfterBreak="0">
     <w:nsid w:val="2B424B18"/>
     <w:multiLevelType w:val="multilevel"/>
     <w:tmpl w:val="22CEB606"/>
@@ -5097,7 +7363,7 @@
       </w:rPr>
     </w:lvl>
   </w:abstractNum>
-  <w:abstractNum w:abstractNumId="3" w15:restartNumberingAfterBreak="0">
+  <w:abstractNum w:abstractNumId="7" w15:restartNumberingAfterBreak="0">
     <w:nsid w:val="331142DB"/>
     <w:multiLevelType w:val="multilevel"/>
     <w:tmpl w:val="34065248"/>
@@ -5246,7 +7512,7 @@
       </w:rPr>
     </w:lvl>
   </w:abstractNum>
-  <w:abstractNum w:abstractNumId="4" w15:restartNumberingAfterBreak="0">
+  <w:abstractNum w:abstractNumId="8" w15:restartNumberingAfterBreak="0">
     <w:nsid w:val="351C41A0"/>
     <w:multiLevelType w:val="multilevel"/>
     <w:tmpl w:val="A38816F2"/>
@@ -5395,7 +7661,7 @@
       </w:rPr>
     </w:lvl>
   </w:abstractNum>
-  <w:abstractNum w:abstractNumId="5" w15:restartNumberingAfterBreak="0">
+  <w:abstractNum w:abstractNumId="9" w15:restartNumberingAfterBreak="0">
     <w:nsid w:val="375B63D2"/>
     <w:multiLevelType w:val="multilevel"/>
     <w:tmpl w:val="66DA442E"/>
@@ -5544,7 +7810,7 @@
       </w:rPr>
     </w:lvl>
   </w:abstractNum>
-  <w:abstractNum w:abstractNumId="6" w15:restartNumberingAfterBreak="0">
+  <w:abstractNum w:abstractNumId="10" w15:restartNumberingAfterBreak="0">
     <w:nsid w:val="3AC96AA4"/>
     <w:multiLevelType w:val="multilevel"/>
     <w:tmpl w:val="BD32B5E4"/>
@@ -5693,7 +7959,305 @@
       </w:rPr>
     </w:lvl>
   </w:abstractNum>
-  <w:abstractNum w:abstractNumId="7" w15:restartNumberingAfterBreak="0">
+  <w:abstractNum w:abstractNumId="11" w15:restartNumberingAfterBreak="0">
+    <w:nsid w:val="3E3112BE"/>
+    <w:multiLevelType w:val="multilevel"/>
+    <w:tmpl w:val="7E4A5E02"/>
+    <w:lvl w:ilvl="0">
+      <w:start w:val="1"/>
+      <w:numFmt w:val="bullet"/>
+      <w:lvlText w:val=""/>
+      <w:lvlJc w:val="left"/>
+      <w:pPr>
+        <w:tabs>
+          <w:tab w:val="num" w:pos="720"/>
+        </w:tabs>
+        <w:ind w:left="720" w:hanging="360"/>
+      </w:pPr>
+      <w:rPr>
+        <w:rFonts w:ascii="Symbol" w:hAnsi="Symbol" w:hint="default"/>
+        <w:sz w:val="20"/>
+      </w:rPr>
+    </w:lvl>
+    <w:lvl w:ilvl="1" w:tentative="1">
+      <w:start w:val="1"/>
+      <w:numFmt w:val="bullet"/>
+      <w:lvlText w:val="o"/>
+      <w:lvlJc w:val="left"/>
+      <w:pPr>
+        <w:tabs>
+          <w:tab w:val="num" w:pos="1440"/>
+        </w:tabs>
+        <w:ind w:left="1440" w:hanging="360"/>
+      </w:pPr>
+      <w:rPr>
+        <w:rFonts w:ascii="Courier New" w:hAnsi="Courier New" w:hint="default"/>
+        <w:sz w:val="20"/>
+      </w:rPr>
+    </w:lvl>
+    <w:lvl w:ilvl="2" w:tentative="1">
+      <w:start w:val="1"/>
+      <w:numFmt w:val="bullet"/>
+      <w:lvlText w:val=""/>
+      <w:lvlJc w:val="left"/>
+      <w:pPr>
+        <w:tabs>
+          <w:tab w:val="num" w:pos="2160"/>
+        </w:tabs>
+        <w:ind w:left="2160" w:hanging="360"/>
+      </w:pPr>
+      <w:rPr>
+        <w:rFonts w:ascii="Wingdings" w:hAnsi="Wingdings" w:hint="default"/>
+        <w:sz w:val="20"/>
+      </w:rPr>
+    </w:lvl>
+    <w:lvl w:ilvl="3" w:tentative="1">
+      <w:start w:val="1"/>
+      <w:numFmt w:val="bullet"/>
+      <w:lvlText w:val=""/>
+      <w:lvlJc w:val="left"/>
+      <w:pPr>
+        <w:tabs>
+          <w:tab w:val="num" w:pos="2880"/>
+        </w:tabs>
+        <w:ind w:left="2880" w:hanging="360"/>
+      </w:pPr>
+      <w:rPr>
+        <w:rFonts w:ascii="Wingdings" w:hAnsi="Wingdings" w:hint="default"/>
+        <w:sz w:val="20"/>
+      </w:rPr>
+    </w:lvl>
+    <w:lvl w:ilvl="4" w:tentative="1">
+      <w:start w:val="1"/>
+      <w:numFmt w:val="bullet"/>
+      <w:lvlText w:val=""/>
+      <w:lvlJc w:val="left"/>
+      <w:pPr>
+        <w:tabs>
+          <w:tab w:val="num" w:pos="3600"/>
+        </w:tabs>
+        <w:ind w:left="3600" w:hanging="360"/>
+      </w:pPr>
+      <w:rPr>
+        <w:rFonts w:ascii="Wingdings" w:hAnsi="Wingdings" w:hint="default"/>
+        <w:sz w:val="20"/>
+      </w:rPr>
+    </w:lvl>
+    <w:lvl w:ilvl="5" w:tentative="1">
+      <w:start w:val="1"/>
+      <w:numFmt w:val="bullet"/>
+      <w:lvlText w:val=""/>
+      <w:lvlJc w:val="left"/>
+      <w:pPr>
+        <w:tabs>
+          <w:tab w:val="num" w:pos="4320"/>
+        </w:tabs>
+        <w:ind w:left="4320" w:hanging="360"/>
+      </w:pPr>
+      <w:rPr>
+        <w:rFonts w:ascii="Wingdings" w:hAnsi="Wingdings" w:hint="default"/>
+        <w:sz w:val="20"/>
+      </w:rPr>
+    </w:lvl>
+    <w:lvl w:ilvl="6" w:tentative="1">
+      <w:start w:val="1"/>
+      <w:numFmt w:val="bullet"/>
+      <w:lvlText w:val=""/>
+      <w:lvlJc w:val="left"/>
+      <w:pPr>
+        <w:tabs>
+          <w:tab w:val="num" w:pos="5040"/>
+        </w:tabs>
+        <w:ind w:left="5040" w:hanging="360"/>
+      </w:pPr>
+      <w:rPr>
+        <w:rFonts w:ascii="Wingdings" w:hAnsi="Wingdings" w:hint="default"/>
+        <w:sz w:val="20"/>
+      </w:rPr>
+    </w:lvl>
+    <w:lvl w:ilvl="7" w:tentative="1">
+      <w:start w:val="1"/>
+      <w:numFmt w:val="bullet"/>
+      <w:lvlText w:val=""/>
+      <w:lvlJc w:val="left"/>
+      <w:pPr>
+        <w:tabs>
+          <w:tab w:val="num" w:pos="5760"/>
+        </w:tabs>
+        <w:ind w:left="5760" w:hanging="360"/>
+      </w:pPr>
+      <w:rPr>
+        <w:rFonts w:ascii="Wingdings" w:hAnsi="Wingdings" w:hint="default"/>
+        <w:sz w:val="20"/>
+      </w:rPr>
+    </w:lvl>
+    <w:lvl w:ilvl="8" w:tentative="1">
+      <w:start w:val="1"/>
+      <w:numFmt w:val="bullet"/>
+      <w:lvlText w:val=""/>
+      <w:lvlJc w:val="left"/>
+      <w:pPr>
+        <w:tabs>
+          <w:tab w:val="num" w:pos="6480"/>
+        </w:tabs>
+        <w:ind w:left="6480" w:hanging="360"/>
+      </w:pPr>
+      <w:rPr>
+        <w:rFonts w:ascii="Wingdings" w:hAnsi="Wingdings" w:hint="default"/>
+        <w:sz w:val="20"/>
+      </w:rPr>
+    </w:lvl>
+  </w:abstractNum>
+  <w:abstractNum w:abstractNumId="12" w15:restartNumberingAfterBreak="0">
+    <w:nsid w:val="40C04DE8"/>
+    <w:multiLevelType w:val="multilevel"/>
+    <w:tmpl w:val="09BCD0EA"/>
+    <w:lvl w:ilvl="0">
+      <w:start w:val="1"/>
+      <w:numFmt w:val="bullet"/>
+      <w:lvlText w:val=""/>
+      <w:lvlJc w:val="left"/>
+      <w:pPr>
+        <w:tabs>
+          <w:tab w:val="num" w:pos="720"/>
+        </w:tabs>
+        <w:ind w:left="720" w:hanging="360"/>
+      </w:pPr>
+      <w:rPr>
+        <w:rFonts w:ascii="Symbol" w:hAnsi="Symbol" w:hint="default"/>
+        <w:sz w:val="20"/>
+      </w:rPr>
+    </w:lvl>
+    <w:lvl w:ilvl="1" w:tentative="1">
+      <w:start w:val="1"/>
+      <w:numFmt w:val="bullet"/>
+      <w:lvlText w:val="o"/>
+      <w:lvlJc w:val="left"/>
+      <w:pPr>
+        <w:tabs>
+          <w:tab w:val="num" w:pos="1440"/>
+        </w:tabs>
+        <w:ind w:left="1440" w:hanging="360"/>
+      </w:pPr>
+      <w:rPr>
+        <w:rFonts w:ascii="Courier New" w:hAnsi="Courier New" w:hint="default"/>
+        <w:sz w:val="20"/>
+      </w:rPr>
+    </w:lvl>
+    <w:lvl w:ilvl="2" w:tentative="1">
+      <w:start w:val="1"/>
+      <w:numFmt w:val="bullet"/>
+      <w:lvlText w:val=""/>
+      <w:lvlJc w:val="left"/>
+      <w:pPr>
+        <w:tabs>
+          <w:tab w:val="num" w:pos="2160"/>
+        </w:tabs>
+        <w:ind w:left="2160" w:hanging="360"/>
+      </w:pPr>
+      <w:rPr>
+        <w:rFonts w:ascii="Wingdings" w:hAnsi="Wingdings" w:hint="default"/>
+        <w:sz w:val="20"/>
+      </w:rPr>
+    </w:lvl>
+    <w:lvl w:ilvl="3" w:tentative="1">
+      <w:start w:val="1"/>
+      <w:numFmt w:val="bullet"/>
+      <w:lvlText w:val=""/>
+      <w:lvlJc w:val="left"/>
+      <w:pPr>
+        <w:tabs>
+          <w:tab w:val="num" w:pos="2880"/>
+        </w:tabs>
+        <w:ind w:left="2880" w:hanging="360"/>
+      </w:pPr>
+      <w:rPr>
+        <w:rFonts w:ascii="Wingdings" w:hAnsi="Wingdings" w:hint="default"/>
+        <w:sz w:val="20"/>
+      </w:rPr>
+    </w:lvl>
+    <w:lvl w:ilvl="4" w:tentative="1">
+      <w:start w:val="1"/>
+      <w:numFmt w:val="bullet"/>
+      <w:lvlText w:val=""/>
+      <w:lvlJc w:val="left"/>
+      <w:pPr>
+        <w:tabs>
+          <w:tab w:val="num" w:pos="3600"/>
+        </w:tabs>
+        <w:ind w:left="3600" w:hanging="360"/>
+      </w:pPr>
+      <w:rPr>
+        <w:rFonts w:ascii="Wingdings" w:hAnsi="Wingdings" w:hint="default"/>
+        <w:sz w:val="20"/>
+      </w:rPr>
+    </w:lvl>
+    <w:lvl w:ilvl="5" w:tentative="1">
+      <w:start w:val="1"/>
+      <w:numFmt w:val="bullet"/>
+      <w:lvlText w:val=""/>
+      <w:lvlJc w:val="left"/>
+      <w:pPr>
+        <w:tabs>
+          <w:tab w:val="num" w:pos="4320"/>
+        </w:tabs>
+        <w:ind w:left="4320" w:hanging="360"/>
+      </w:pPr>
+      <w:rPr>
+        <w:rFonts w:ascii="Wingdings" w:hAnsi="Wingdings" w:hint="default"/>
+        <w:sz w:val="20"/>
+      </w:rPr>
+    </w:lvl>
+    <w:lvl w:ilvl="6" w:tentative="1">
+      <w:start w:val="1"/>
+      <w:numFmt w:val="bullet"/>
+      <w:lvlText w:val=""/>
+      <w:lvlJc w:val="left"/>
+      <w:pPr>
+        <w:tabs>
+          <w:tab w:val="num" w:pos="5040"/>
+        </w:tabs>
+        <w:ind w:left="5040" w:hanging="360"/>
+      </w:pPr>
+      <w:rPr>
+        <w:rFonts w:ascii="Wingdings" w:hAnsi="Wingdings" w:hint="default"/>
+        <w:sz w:val="20"/>
+      </w:rPr>
+    </w:lvl>
+    <w:lvl w:ilvl="7" w:tentative="1">
+      <w:start w:val="1"/>
+      <w:numFmt w:val="bullet"/>
+      <w:lvlText w:val=""/>
+      <w:lvlJc w:val="left"/>
+      <w:pPr>
+        <w:tabs>
+          <w:tab w:val="num" w:pos="5760"/>
+        </w:tabs>
+        <w:ind w:left="5760" w:hanging="360"/>
+      </w:pPr>
+      <w:rPr>
+        <w:rFonts w:ascii="Wingdings" w:hAnsi="Wingdings" w:hint="default"/>
+        <w:sz w:val="20"/>
+      </w:rPr>
+    </w:lvl>
+    <w:lvl w:ilvl="8" w:tentative="1">
+      <w:start w:val="1"/>
+      <w:numFmt w:val="bullet"/>
+      <w:lvlText w:val=""/>
+      <w:lvlJc w:val="left"/>
+      <w:pPr>
+        <w:tabs>
+          <w:tab w:val="num" w:pos="6480"/>
+        </w:tabs>
+        <w:ind w:left="6480" w:hanging="360"/>
+      </w:pPr>
+      <w:rPr>
+        <w:rFonts w:ascii="Wingdings" w:hAnsi="Wingdings" w:hint="default"/>
+        <w:sz w:val="20"/>
+      </w:rPr>
+    </w:lvl>
+  </w:abstractNum>
+  <w:abstractNum w:abstractNumId="13" w15:restartNumberingAfterBreak="0">
     <w:nsid w:val="41017B6A"/>
     <w:multiLevelType w:val="multilevel"/>
     <w:tmpl w:val="A816BDA8"/>
@@ -5842,7 +8406,156 @@
       </w:rPr>
     </w:lvl>
   </w:abstractNum>
-  <w:abstractNum w:abstractNumId="8" w15:restartNumberingAfterBreak="0">
+  <w:abstractNum w:abstractNumId="14" w15:restartNumberingAfterBreak="0">
+    <w:nsid w:val="44D567F7"/>
+    <w:multiLevelType w:val="multilevel"/>
+    <w:tmpl w:val="62E2F352"/>
+    <w:lvl w:ilvl="0">
+      <w:start w:val="1"/>
+      <w:numFmt w:val="bullet"/>
+      <w:lvlText w:val=""/>
+      <w:lvlJc w:val="left"/>
+      <w:pPr>
+        <w:tabs>
+          <w:tab w:val="num" w:pos="720"/>
+        </w:tabs>
+        <w:ind w:left="720" w:hanging="360"/>
+      </w:pPr>
+      <w:rPr>
+        <w:rFonts w:ascii="Symbol" w:hAnsi="Symbol" w:hint="default"/>
+        <w:sz w:val="20"/>
+      </w:rPr>
+    </w:lvl>
+    <w:lvl w:ilvl="1" w:tentative="1">
+      <w:start w:val="1"/>
+      <w:numFmt w:val="bullet"/>
+      <w:lvlText w:val="o"/>
+      <w:lvlJc w:val="left"/>
+      <w:pPr>
+        <w:tabs>
+          <w:tab w:val="num" w:pos="1440"/>
+        </w:tabs>
+        <w:ind w:left="1440" w:hanging="360"/>
+      </w:pPr>
+      <w:rPr>
+        <w:rFonts w:ascii="Courier New" w:hAnsi="Courier New" w:hint="default"/>
+        <w:sz w:val="20"/>
+      </w:rPr>
+    </w:lvl>
+    <w:lvl w:ilvl="2" w:tentative="1">
+      <w:start w:val="1"/>
+      <w:numFmt w:val="bullet"/>
+      <w:lvlText w:val=""/>
+      <w:lvlJc w:val="left"/>
+      <w:pPr>
+        <w:tabs>
+          <w:tab w:val="num" w:pos="2160"/>
+        </w:tabs>
+        <w:ind w:left="2160" w:hanging="360"/>
+      </w:pPr>
+      <w:rPr>
+        <w:rFonts w:ascii="Wingdings" w:hAnsi="Wingdings" w:hint="default"/>
+        <w:sz w:val="20"/>
+      </w:rPr>
+    </w:lvl>
+    <w:lvl w:ilvl="3" w:tentative="1">
+      <w:start w:val="1"/>
+      <w:numFmt w:val="bullet"/>
+      <w:lvlText w:val=""/>
+      <w:lvlJc w:val="left"/>
+      <w:pPr>
+        <w:tabs>
+          <w:tab w:val="num" w:pos="2880"/>
+        </w:tabs>
+        <w:ind w:left="2880" w:hanging="360"/>
+      </w:pPr>
+      <w:rPr>
+        <w:rFonts w:ascii="Wingdings" w:hAnsi="Wingdings" w:hint="default"/>
+        <w:sz w:val="20"/>
+      </w:rPr>
+    </w:lvl>
+    <w:lvl w:ilvl="4" w:tentative="1">
+      <w:start w:val="1"/>
+      <w:numFmt w:val="bullet"/>
+      <w:lvlText w:val=""/>
+      <w:lvlJc w:val="left"/>
+      <w:pPr>
+        <w:tabs>
+          <w:tab w:val="num" w:pos="3600"/>
+        </w:tabs>
+        <w:ind w:left="3600" w:hanging="360"/>
+      </w:pPr>
+      <w:rPr>
+        <w:rFonts w:ascii="Wingdings" w:hAnsi="Wingdings" w:hint="default"/>
+        <w:sz w:val="20"/>
+      </w:rPr>
+    </w:lvl>
+    <w:lvl w:ilvl="5" w:tentative="1">
+      <w:start w:val="1"/>
+      <w:numFmt w:val="bullet"/>
+      <w:lvlText w:val=""/>
+      <w:lvlJc w:val="left"/>
+      <w:pPr>
+        <w:tabs>
+          <w:tab w:val="num" w:pos="4320"/>
+        </w:tabs>
+        <w:ind w:left="4320" w:hanging="360"/>
+      </w:pPr>
+      <w:rPr>
+        <w:rFonts w:ascii="Wingdings" w:hAnsi="Wingdings" w:hint="default"/>
+        <w:sz w:val="20"/>
+      </w:rPr>
+    </w:lvl>
+    <w:lvl w:ilvl="6" w:tentative="1">
+      <w:start w:val="1"/>
+      <w:numFmt w:val="bullet"/>
+      <w:lvlText w:val=""/>
+      <w:lvlJc w:val="left"/>
+      <w:pPr>
+        <w:tabs>
+          <w:tab w:val="num" w:pos="5040"/>
+        </w:tabs>
+        <w:ind w:left="5040" w:hanging="360"/>
+      </w:pPr>
+      <w:rPr>
+        <w:rFonts w:ascii="Wingdings" w:hAnsi="Wingdings" w:hint="default"/>
+        <w:sz w:val="20"/>
+      </w:rPr>
+    </w:lvl>
+    <w:lvl w:ilvl="7" w:tentative="1">
+      <w:start w:val="1"/>
+      <w:numFmt w:val="bullet"/>
+      <w:lvlText w:val=""/>
+      <w:lvlJc w:val="left"/>
+      <w:pPr>
+        <w:tabs>
+          <w:tab w:val="num" w:pos="5760"/>
+        </w:tabs>
+        <w:ind w:left="5760" w:hanging="360"/>
+      </w:pPr>
+      <w:rPr>
+        <w:rFonts w:ascii="Wingdings" w:hAnsi="Wingdings" w:hint="default"/>
+        <w:sz w:val="20"/>
+      </w:rPr>
+    </w:lvl>
+    <w:lvl w:ilvl="8" w:tentative="1">
+      <w:start w:val="1"/>
+      <w:numFmt w:val="bullet"/>
+      <w:lvlText w:val=""/>
+      <w:lvlJc w:val="left"/>
+      <w:pPr>
+        <w:tabs>
+          <w:tab w:val="num" w:pos="6480"/>
+        </w:tabs>
+        <w:ind w:left="6480" w:hanging="360"/>
+      </w:pPr>
+      <w:rPr>
+        <w:rFonts w:ascii="Wingdings" w:hAnsi="Wingdings" w:hint="default"/>
+        <w:sz w:val="20"/>
+      </w:rPr>
+    </w:lvl>
+  </w:abstractNum>
+  <w:abstractNum w:abstractNumId="15" w15:restartNumberingAfterBreak="0">
     <w:nsid w:val="44FD571D"/>
     <w:multiLevelType w:val="multilevel"/>
     <w:tmpl w:val="563EF7DC"/>
@@ -5991,7 +8704,156 @@
       </w:rPr>
     </w:lvl>
   </w:abstractNum>
-  <w:abstractNum w:abstractNumId="9" w15:restartNumberingAfterBreak="0">
+  <w:abstractNum w:abstractNumId="16" w15:restartNumberingAfterBreak="0">
+    <w:nsid w:val="49725D6F"/>
+    <w:multiLevelType w:val="multilevel"/>
+    <w:tmpl w:val="6172EE0A"/>
+    <w:lvl w:ilvl="0">
+      <w:start w:val="1"/>
+      <w:numFmt w:val="bullet"/>
+      <w:lvlText w:val=""/>
+      <w:lvlJc w:val="left"/>
+      <w:pPr>
+        <w:tabs>
+          <w:tab w:val="num" w:pos="720"/>
+        </w:tabs>
+        <w:ind w:left="720" w:hanging="360"/>
+      </w:pPr>
+      <w:rPr>
+        <w:rFonts w:ascii="Symbol" w:hAnsi="Symbol" w:hint="default"/>
+        <w:sz w:val="20"/>
+      </w:rPr>
+    </w:lvl>
+    <w:lvl w:ilvl="1" w:tentative="1">
+      <w:start w:val="1"/>
+      <w:numFmt w:val="bullet"/>
+      <w:lvlText w:val="o"/>
+      <w:lvlJc w:val="left"/>
+      <w:pPr>
+        <w:tabs>
+          <w:tab w:val="num" w:pos="1440"/>
+        </w:tabs>
+        <w:ind w:left="1440" w:hanging="360"/>
+      </w:pPr>
+      <w:rPr>
+        <w:rFonts w:ascii="Courier New" w:hAnsi="Courier New" w:hint="default"/>
+        <w:sz w:val="20"/>
+      </w:rPr>
+    </w:lvl>
+    <w:lvl w:ilvl="2" w:tentative="1">
+      <w:start w:val="1"/>
+      <w:numFmt w:val="bullet"/>
+      <w:lvlText w:val=""/>
+      <w:lvlJc w:val="left"/>
+      <w:pPr>
+        <w:tabs>
+          <w:tab w:val="num" w:pos="2160"/>
+        </w:tabs>
+        <w:ind w:left="2160" w:hanging="360"/>
+      </w:pPr>
+      <w:rPr>
+        <w:rFonts w:ascii="Wingdings" w:hAnsi="Wingdings" w:hint="default"/>
+        <w:sz w:val="20"/>
+      </w:rPr>
+    </w:lvl>
+    <w:lvl w:ilvl="3" w:tentative="1">
+      <w:start w:val="1"/>
+      <w:numFmt w:val="bullet"/>
+      <w:lvlText w:val=""/>
+      <w:lvlJc w:val="left"/>
+      <w:pPr>
+        <w:tabs>
+          <w:tab w:val="num" w:pos="2880"/>
+        </w:tabs>
+        <w:ind w:left="2880" w:hanging="360"/>
+      </w:pPr>
+      <w:rPr>
+        <w:rFonts w:ascii="Wingdings" w:hAnsi="Wingdings" w:hint="default"/>
+        <w:sz w:val="20"/>
+      </w:rPr>
+    </w:lvl>
+    <w:lvl w:ilvl="4" w:tentative="1">
+      <w:start w:val="1"/>
+      <w:numFmt w:val="bullet"/>
+      <w:lvlText w:val=""/>
+      <w:lvlJc w:val="left"/>
+      <w:pPr>
+        <w:tabs>
+          <w:tab w:val="num" w:pos="3600"/>
+        </w:tabs>
+        <w:ind w:left="3600" w:hanging="360"/>
+      </w:pPr>
+      <w:rPr>
+        <w:rFonts w:ascii="Wingdings" w:hAnsi="Wingdings" w:hint="default"/>
+        <w:sz w:val="20"/>
+      </w:rPr>
+    </w:lvl>
+    <w:lvl w:ilvl="5" w:tentative="1">
+      <w:start w:val="1"/>
+      <w:numFmt w:val="bullet"/>
+      <w:lvlText w:val=""/>
+      <w:lvlJc w:val="left"/>
+      <w:pPr>
+        <w:tabs>
+          <w:tab w:val="num" w:pos="4320"/>
+        </w:tabs>
+        <w:ind w:left="4320" w:hanging="360"/>
+      </w:pPr>
+      <w:rPr>
+        <w:rFonts w:ascii="Wingdings" w:hAnsi="Wingdings" w:hint="default"/>
+        <w:sz w:val="20"/>
+      </w:rPr>
+    </w:lvl>
+    <w:lvl w:ilvl="6" w:tentative="1">
+      <w:start w:val="1"/>
+      <w:numFmt w:val="bullet"/>
+      <w:lvlText w:val=""/>
+      <w:lvlJc w:val="left"/>
+      <w:pPr>
+        <w:tabs>
+          <w:tab w:val="num" w:pos="5040"/>
+        </w:tabs>
+        <w:ind w:left="5040" w:hanging="360"/>
+      </w:pPr>
+      <w:rPr>
+        <w:rFonts w:ascii="Wingdings" w:hAnsi="Wingdings" w:hint="default"/>
+        <w:sz w:val="20"/>
+      </w:rPr>
+    </w:lvl>
+    <w:lvl w:ilvl="7" w:tentative="1">
+      <w:start w:val="1"/>
+      <w:numFmt w:val="bullet"/>
+      <w:lvlText w:val=""/>
+      <w:lvlJc w:val="left"/>
+      <w:pPr>
+        <w:tabs>
+          <w:tab w:val="num" w:pos="5760"/>
+        </w:tabs>
+        <w:ind w:left="5760" w:hanging="360"/>
+      </w:pPr>
+      <w:rPr>
+        <w:rFonts w:ascii="Wingdings" w:hAnsi="Wingdings" w:hint="default"/>
+        <w:sz w:val="20"/>
+      </w:rPr>
+    </w:lvl>
+    <w:lvl w:ilvl="8" w:tentative="1">
+      <w:start w:val="1"/>
+      <w:numFmt w:val="bullet"/>
+      <w:lvlText w:val=""/>
+      <w:lvlJc w:val="left"/>
+      <w:pPr>
+        <w:tabs>
+          <w:tab w:val="num" w:pos="6480"/>
+        </w:tabs>
+        <w:ind w:left="6480" w:hanging="360"/>
+      </w:pPr>
+      <w:rPr>
+        <w:rFonts w:ascii="Wingdings" w:hAnsi="Wingdings" w:hint="default"/>
+        <w:sz w:val="20"/>
+      </w:rPr>
+    </w:lvl>
+  </w:abstractNum>
+  <w:abstractNum w:abstractNumId="17" w15:restartNumberingAfterBreak="0">
     <w:nsid w:val="52D9224C"/>
     <w:multiLevelType w:val="multilevel"/>
     <w:tmpl w:val="F92E16F8"/>
@@ -6140,7 +9002,7 @@
       </w:rPr>
     </w:lvl>
   </w:abstractNum>
-  <w:abstractNum w:abstractNumId="10" w15:restartNumberingAfterBreak="0">
+  <w:abstractNum w:abstractNumId="18" w15:restartNumberingAfterBreak="0">
     <w:nsid w:val="53D1369C"/>
     <w:multiLevelType w:val="multilevel"/>
     <w:tmpl w:val="72E67862"/>
@@ -6289,7 +9151,156 @@
       </w:rPr>
     </w:lvl>
   </w:abstractNum>
-  <w:abstractNum w:abstractNumId="11" w15:restartNumberingAfterBreak="0">
+  <w:abstractNum w:abstractNumId="19" w15:restartNumberingAfterBreak="0">
+    <w:nsid w:val="58AD2406"/>
+    <w:multiLevelType w:val="multilevel"/>
+    <w:tmpl w:val="49863250"/>
+    <w:lvl w:ilvl="0">
+      <w:start w:val="1"/>
+      <w:numFmt w:val="bullet"/>
+      <w:lvlText w:val=""/>
+      <w:lvlJc w:val="left"/>
+      <w:pPr>
+        <w:tabs>
+          <w:tab w:val="num" w:pos="720"/>
+        </w:tabs>
+        <w:ind w:left="720" w:hanging="360"/>
+      </w:pPr>
+      <w:rPr>
+        <w:rFonts w:ascii="Symbol" w:hAnsi="Symbol" w:hint="default"/>
+        <w:sz w:val="20"/>
+      </w:rPr>
+    </w:lvl>
+    <w:lvl w:ilvl="1" w:tentative="1">
+      <w:start w:val="1"/>
+      <w:numFmt w:val="bullet"/>
+      <w:lvlText w:val="o"/>
+      <w:lvlJc w:val="left"/>
+      <w:pPr>
+        <w:tabs>
+          <w:tab w:val="num" w:pos="1440"/>
+        </w:tabs>
+        <w:ind w:left="1440" w:hanging="360"/>
+      </w:pPr>
+      <w:rPr>
+        <w:rFonts w:ascii="Courier New" w:hAnsi="Courier New" w:hint="default"/>
+        <w:sz w:val="20"/>
+      </w:rPr>
+    </w:lvl>
+    <w:lvl w:ilvl="2" w:tentative="1">
+      <w:start w:val="1"/>
+      <w:numFmt w:val="bullet"/>
+      <w:lvlText w:val=""/>
+      <w:lvlJc w:val="left"/>
+      <w:pPr>
+        <w:tabs>
+          <w:tab w:val="num" w:pos="2160"/>
+        </w:tabs>
+        <w:ind w:left="2160" w:hanging="360"/>
+      </w:pPr>
+      <w:rPr>
+        <w:rFonts w:ascii="Wingdings" w:hAnsi="Wingdings" w:hint="default"/>
+        <w:sz w:val="20"/>
+      </w:rPr>
+    </w:lvl>
+    <w:lvl w:ilvl="3" w:tentative="1">
+      <w:start w:val="1"/>
+      <w:numFmt w:val="bullet"/>
+      <w:lvlText w:val=""/>
+      <w:lvlJc w:val="left"/>
+      <w:pPr>
+        <w:tabs>
+          <w:tab w:val="num" w:pos="2880"/>
+        </w:tabs>
+        <w:ind w:left="2880" w:hanging="360"/>
+      </w:pPr>
+      <w:rPr>
+        <w:rFonts w:ascii="Wingdings" w:hAnsi="Wingdings" w:hint="default"/>
+        <w:sz w:val="20"/>
+      </w:rPr>
+    </w:lvl>
+    <w:lvl w:ilvl="4" w:tentative="1">
+      <w:start w:val="1"/>
+      <w:numFmt w:val="bullet"/>
+      <w:lvlText w:val=""/>
+      <w:lvlJc w:val="left"/>
+      <w:pPr>
+        <w:tabs>
+          <w:tab w:val="num" w:pos="3600"/>
+        </w:tabs>
+        <w:ind w:left="3600" w:hanging="360"/>
+      </w:pPr>
+      <w:rPr>
+        <w:rFonts w:ascii="Wingdings" w:hAnsi="Wingdings" w:hint="default"/>
+        <w:sz w:val="20"/>
+      </w:rPr>
+    </w:lvl>
+    <w:lvl w:ilvl="5" w:tentative="1">
+      <w:start w:val="1"/>
+      <w:numFmt w:val="bullet"/>
+      <w:lvlText w:val=""/>
+      <w:lvlJc w:val="left"/>
+      <w:pPr>
+        <w:tabs>
+          <w:tab w:val="num" w:pos="4320"/>
+        </w:tabs>
+        <w:ind w:left="4320" w:hanging="360"/>
+      </w:pPr>
+      <w:rPr>
+        <w:rFonts w:ascii="Wingdings" w:hAnsi="Wingdings" w:hint="default"/>
+        <w:sz w:val="20"/>
+      </w:rPr>
+    </w:lvl>
+    <w:lvl w:ilvl="6" w:tentative="1">
+      <w:start w:val="1"/>
+      <w:numFmt w:val="bullet"/>
+      <w:lvlText w:val=""/>
+      <w:lvlJc w:val="left"/>
+      <w:pPr>
+        <w:tabs>
+          <w:tab w:val="num" w:pos="5040"/>
+        </w:tabs>
+        <w:ind w:left="5040" w:hanging="360"/>
+      </w:pPr>
+      <w:rPr>
+        <w:rFonts w:ascii="Wingdings" w:hAnsi="Wingdings" w:hint="default"/>
+        <w:sz w:val="20"/>
+      </w:rPr>
+    </w:lvl>
+    <w:lvl w:ilvl="7" w:tentative="1">
+      <w:start w:val="1"/>
+      <w:numFmt w:val="bullet"/>
+      <w:lvlText w:val=""/>
+      <w:lvlJc w:val="left"/>
+      <w:pPr>
+        <w:tabs>
+          <w:tab w:val="num" w:pos="5760"/>
+        </w:tabs>
+        <w:ind w:left="5760" w:hanging="360"/>
+      </w:pPr>
+      <w:rPr>
+        <w:rFonts w:ascii="Wingdings" w:hAnsi="Wingdings" w:hint="default"/>
+        <w:sz w:val="20"/>
+      </w:rPr>
+    </w:lvl>
+    <w:lvl w:ilvl="8" w:tentative="1">
+      <w:start w:val="1"/>
+      <w:numFmt w:val="bullet"/>
+      <w:lvlText w:val=""/>
+      <w:lvlJc w:val="left"/>
+      <w:pPr>
+        <w:tabs>
+          <w:tab w:val="num" w:pos="6480"/>
+        </w:tabs>
+        <w:ind w:left="6480" w:hanging="360"/>
+      </w:pPr>
+      <w:rPr>
+        <w:rFonts w:ascii="Wingdings" w:hAnsi="Wingdings" w:hint="default"/>
+        <w:sz w:val="20"/>
+      </w:rPr>
+    </w:lvl>
+  </w:abstractNum>
+  <w:abstractNum w:abstractNumId="20" w15:restartNumberingAfterBreak="0">
     <w:nsid w:val="58DD508A"/>
     <w:multiLevelType w:val="multilevel"/>
     <w:tmpl w:val="0DD0287C"/>
@@ -6402,7 +9413,7 @@
       </w:pPr>
     </w:lvl>
   </w:abstractNum>
-  <w:abstractNum w:abstractNumId="12" w15:restartNumberingAfterBreak="0">
+  <w:abstractNum w:abstractNumId="21" w15:restartNumberingAfterBreak="0">
     <w:nsid w:val="5F870E30"/>
     <w:multiLevelType w:val="multilevel"/>
     <w:tmpl w:val="0EDA11F8"/>
@@ -6551,7 +9562,7 @@
       </w:rPr>
     </w:lvl>
   </w:abstractNum>
-  <w:abstractNum w:abstractNumId="13" w15:restartNumberingAfterBreak="0">
+  <w:abstractNum w:abstractNumId="22" w15:restartNumberingAfterBreak="0">
     <w:nsid w:val="63DF3A15"/>
     <w:multiLevelType w:val="multilevel"/>
     <w:tmpl w:val="D97C167A"/>
@@ -6700,7 +9711,156 @@
       </w:rPr>
     </w:lvl>
   </w:abstractNum>
-  <w:abstractNum w:abstractNumId="14" w15:restartNumberingAfterBreak="0">
+  <w:abstractNum w:abstractNumId="23" w15:restartNumberingAfterBreak="0">
+    <w:nsid w:val="68D92B08"/>
+    <w:multiLevelType w:val="multilevel"/>
+    <w:tmpl w:val="1C4E5FE8"/>
+    <w:lvl w:ilvl="0">
+      <w:start w:val="1"/>
+      <w:numFmt w:val="bullet"/>
+      <w:lvlText w:val=""/>
+      <w:lvlJc w:val="left"/>
+      <w:pPr>
+        <w:tabs>
+          <w:tab w:val="num" w:pos="720"/>
+        </w:tabs>
+        <w:ind w:left="720" w:hanging="360"/>
+      </w:pPr>
+      <w:rPr>
+        <w:rFonts w:ascii="Symbol" w:hAnsi="Symbol" w:hint="default"/>
+        <w:sz w:val="20"/>
+      </w:rPr>
+    </w:lvl>
+    <w:lvl w:ilvl="1" w:tentative="1">
+      <w:start w:val="1"/>
+      <w:numFmt w:val="bullet"/>
+      <w:lvlText w:val="o"/>
+      <w:lvlJc w:val="left"/>
+      <w:pPr>
+        <w:tabs>
+          <w:tab w:val="num" w:pos="1440"/>
+        </w:tabs>
+        <w:ind w:left="1440" w:hanging="360"/>
+      </w:pPr>
+      <w:rPr>
+        <w:rFonts w:ascii="Courier New" w:hAnsi="Courier New" w:hint="default"/>
+        <w:sz w:val="20"/>
+      </w:rPr>
+    </w:lvl>
+    <w:lvl w:ilvl="2" w:tentative="1">
+      <w:start w:val="1"/>
+      <w:numFmt w:val="bullet"/>
+      <w:lvlText w:val=""/>
+      <w:lvlJc w:val="left"/>
+      <w:pPr>
+        <w:tabs>
+          <w:tab w:val="num" w:pos="2160"/>
+        </w:tabs>
+        <w:ind w:left="2160" w:hanging="360"/>
+      </w:pPr>
+      <w:rPr>
+        <w:rFonts w:ascii="Wingdings" w:hAnsi="Wingdings" w:hint="default"/>
+        <w:sz w:val="20"/>
+      </w:rPr>
+    </w:lvl>
+    <w:lvl w:ilvl="3" w:tentative="1">
+      <w:start w:val="1"/>
+      <w:numFmt w:val="bullet"/>
+      <w:lvlText w:val=""/>
+      <w:lvlJc w:val="left"/>
+      <w:pPr>
+        <w:tabs>
+          <w:tab w:val="num" w:pos="2880"/>
+        </w:tabs>
+        <w:ind w:left="2880" w:hanging="360"/>
+      </w:pPr>
+      <w:rPr>
+        <w:rFonts w:ascii="Wingdings" w:hAnsi="Wingdings" w:hint="default"/>
+        <w:sz w:val="20"/>
+      </w:rPr>
+    </w:lvl>
+    <w:lvl w:ilvl="4" w:tentative="1">
+      <w:start w:val="1"/>
+      <w:numFmt w:val="bullet"/>
+      <w:lvlText w:val=""/>
+      <w:lvlJc w:val="left"/>
+      <w:pPr>
+        <w:tabs>
+          <w:tab w:val="num" w:pos="3600"/>
+        </w:tabs>
+        <w:ind w:left="3600" w:hanging="360"/>
+      </w:pPr>
+      <w:rPr>
+        <w:rFonts w:ascii="Wingdings" w:hAnsi="Wingdings" w:hint="default"/>
+        <w:sz w:val="20"/>
+      </w:rPr>
+    </w:lvl>
+    <w:lvl w:ilvl="5" w:tentative="1">
+      <w:start w:val="1"/>
+      <w:numFmt w:val="bullet"/>
+      <w:lvlText w:val=""/>
+      <w:lvlJc w:val="left"/>
+      <w:pPr>
+        <w:tabs>
+          <w:tab w:val="num" w:pos="4320"/>
+        </w:tabs>
+        <w:ind w:left="4320" w:hanging="360"/>
+      </w:pPr>
+      <w:rPr>
+        <w:rFonts w:ascii="Wingdings" w:hAnsi="Wingdings" w:hint="default"/>
+        <w:sz w:val="20"/>
+      </w:rPr>
+    </w:lvl>
+    <w:lvl w:ilvl="6" w:tentative="1">
+      <w:start w:val="1"/>
+      <w:numFmt w:val="bullet"/>
+      <w:lvlText w:val=""/>
+      <w:lvlJc w:val="left"/>
+      <w:pPr>
+        <w:tabs>
+          <w:tab w:val="num" w:pos="5040"/>
+        </w:tabs>
+        <w:ind w:left="5040" w:hanging="360"/>
+      </w:pPr>
+      <w:rPr>
+        <w:rFonts w:ascii="Wingdings" w:hAnsi="Wingdings" w:hint="default"/>
+        <w:sz w:val="20"/>
+      </w:rPr>
+    </w:lvl>
+    <w:lvl w:ilvl="7" w:tentative="1">
+      <w:start w:val="1"/>
+      <w:numFmt w:val="bullet"/>
+      <w:lvlText w:val=""/>
+      <w:lvlJc w:val="left"/>
+      <w:pPr>
+        <w:tabs>
+          <w:tab w:val="num" w:pos="5760"/>
+        </w:tabs>
+        <w:ind w:left="5760" w:hanging="360"/>
+      </w:pPr>
+      <w:rPr>
+        <w:rFonts w:ascii="Wingdings" w:hAnsi="Wingdings" w:hint="default"/>
+        <w:sz w:val="20"/>
+      </w:rPr>
+    </w:lvl>
+    <w:lvl w:ilvl="8" w:tentative="1">
+      <w:start w:val="1"/>
+      <w:numFmt w:val="bullet"/>
+      <w:lvlText w:val=""/>
+      <w:lvlJc w:val="left"/>
+      <w:pPr>
+        <w:tabs>
+          <w:tab w:val="num" w:pos="6480"/>
+        </w:tabs>
+        <w:ind w:left="6480" w:hanging="360"/>
+      </w:pPr>
+      <w:rPr>
+        <w:rFonts w:ascii="Wingdings" w:hAnsi="Wingdings" w:hint="default"/>
+        <w:sz w:val="20"/>
+      </w:rPr>
+    </w:lvl>
+  </w:abstractNum>
+  <w:abstractNum w:abstractNumId="24" w15:restartNumberingAfterBreak="0">
     <w:nsid w:val="695F24AF"/>
     <w:multiLevelType w:val="multilevel"/>
     <w:tmpl w:val="09F67FEA"/>
@@ -6849,7 +10009,7 @@
       </w:rPr>
     </w:lvl>
   </w:abstractNum>
-  <w:abstractNum w:abstractNumId="15" w15:restartNumberingAfterBreak="0">
+  <w:abstractNum w:abstractNumId="25" w15:restartNumberingAfterBreak="0">
     <w:nsid w:val="6A3C3BCA"/>
     <w:multiLevelType w:val="multilevel"/>
     <w:tmpl w:val="CCEACD3C"/>
@@ -6998,7 +10158,156 @@
       </w:rPr>
     </w:lvl>
   </w:abstractNum>
-  <w:abstractNum w:abstractNumId="16" w15:restartNumberingAfterBreak="0">
+  <w:abstractNum w:abstractNumId="26" w15:restartNumberingAfterBreak="0">
+    <w:nsid w:val="6CA4246C"/>
+    <w:multiLevelType w:val="multilevel"/>
+    <w:tmpl w:val="1E5AEA52"/>
+    <w:lvl w:ilvl="0">
+      <w:start w:val="1"/>
+      <w:numFmt w:val="bullet"/>
+      <w:lvlText w:val=""/>
+      <w:lvlJc w:val="left"/>
+      <w:pPr>
+        <w:tabs>
+          <w:tab w:val="num" w:pos="720"/>
+        </w:tabs>
+        <w:ind w:left="720" w:hanging="360"/>
+      </w:pPr>
+      <w:rPr>
+        <w:rFonts w:ascii="Symbol" w:hAnsi="Symbol" w:hint="default"/>
+        <w:sz w:val="20"/>
+      </w:rPr>
+    </w:lvl>
+    <w:lvl w:ilvl="1" w:tentative="1">
+      <w:start w:val="1"/>
+      <w:numFmt w:val="bullet"/>
+      <w:lvlText w:val="o"/>
+      <w:lvlJc w:val="left"/>
+      <w:pPr>
+        <w:tabs>
+          <w:tab w:val="num" w:pos="1440"/>
+        </w:tabs>
+        <w:ind w:left="1440" w:hanging="360"/>
+      </w:pPr>
+      <w:rPr>
+        <w:rFonts w:ascii="Courier New" w:hAnsi="Courier New" w:hint="default"/>
+        <w:sz w:val="20"/>
+      </w:rPr>
+    </w:lvl>
+    <w:lvl w:ilvl="2" w:tentative="1">
+      <w:start w:val="1"/>
+      <w:numFmt w:val="bullet"/>
+      <w:lvlText w:val=""/>
+      <w:lvlJc w:val="left"/>
+      <w:pPr>
+        <w:tabs>
+          <w:tab w:val="num" w:pos="2160"/>
+        </w:tabs>
+        <w:ind w:left="2160" w:hanging="360"/>
+      </w:pPr>
+      <w:rPr>
+        <w:rFonts w:ascii="Wingdings" w:hAnsi="Wingdings" w:hint="default"/>
+        <w:sz w:val="20"/>
+      </w:rPr>
+    </w:lvl>
+    <w:lvl w:ilvl="3" w:tentative="1">
+      <w:start w:val="1"/>
+      <w:numFmt w:val="bullet"/>
+      <w:lvlText w:val=""/>
+      <w:lvlJc w:val="left"/>
+      <w:pPr>
+        <w:tabs>
+          <w:tab w:val="num" w:pos="2880"/>
+        </w:tabs>
+        <w:ind w:left="2880" w:hanging="360"/>
+      </w:pPr>
+      <w:rPr>
+        <w:rFonts w:ascii="Wingdings" w:hAnsi="Wingdings" w:hint="default"/>
+        <w:sz w:val="20"/>
+      </w:rPr>
+    </w:lvl>
+    <w:lvl w:ilvl="4" w:tentative="1">
+      <w:start w:val="1"/>
+      <w:numFmt w:val="bullet"/>
+      <w:lvlText w:val=""/>
+      <w:lvlJc w:val="left"/>
+      <w:pPr>
+        <w:tabs>
+          <w:tab w:val="num" w:pos="3600"/>
+        </w:tabs>
+        <w:ind w:left="3600" w:hanging="360"/>
+      </w:pPr>
+      <w:rPr>
+        <w:rFonts w:ascii="Wingdings" w:hAnsi="Wingdings" w:hint="default"/>
+        <w:sz w:val="20"/>
+      </w:rPr>
+    </w:lvl>
+    <w:lvl w:ilvl="5" w:tentative="1">
+      <w:start w:val="1"/>
+      <w:numFmt w:val="bullet"/>
+      <w:lvlText w:val=""/>
+      <w:lvlJc w:val="left"/>
+      <w:pPr>
+        <w:tabs>
+          <w:tab w:val="num" w:pos="4320"/>
+        </w:tabs>
+        <w:ind w:left="4320" w:hanging="360"/>
+      </w:pPr>
+      <w:rPr>
+        <w:rFonts w:ascii="Wingdings" w:hAnsi="Wingdings" w:hint="default"/>
+        <w:sz w:val="20"/>
+      </w:rPr>
+    </w:lvl>
+    <w:lvl w:ilvl="6" w:tentative="1">
+      <w:start w:val="1"/>
+      <w:numFmt w:val="bullet"/>
+      <w:lvlText w:val=""/>
+      <w:lvlJc w:val="left"/>
+      <w:pPr>
+        <w:tabs>
+          <w:tab w:val="num" w:pos="5040"/>
+        </w:tabs>
+        <w:ind w:left="5040" w:hanging="360"/>
+      </w:pPr>
+      <w:rPr>
+        <w:rFonts w:ascii="Wingdings" w:hAnsi="Wingdings" w:hint="default"/>
+        <w:sz w:val="20"/>
+      </w:rPr>
+    </w:lvl>
+    <w:lvl w:ilvl="7" w:tentative="1">
+      <w:start w:val="1"/>
+      <w:numFmt w:val="bullet"/>
+      <w:lvlText w:val=""/>
+      <w:lvlJc w:val="left"/>
+      <w:pPr>
+        <w:tabs>
+          <w:tab w:val="num" w:pos="5760"/>
+        </w:tabs>
+        <w:ind w:left="5760" w:hanging="360"/>
+      </w:pPr>
+      <w:rPr>
+        <w:rFonts w:ascii="Wingdings" w:hAnsi="Wingdings" w:hint="default"/>
+        <w:sz w:val="20"/>
+      </w:rPr>
+    </w:lvl>
+    <w:lvl w:ilvl="8" w:tentative="1">
+      <w:start w:val="1"/>
+      <w:numFmt w:val="bullet"/>
+      <w:lvlText w:val=""/>
+      <w:lvlJc w:val="left"/>
+      <w:pPr>
+        <w:tabs>
+          <w:tab w:val="num" w:pos="6480"/>
+        </w:tabs>
+        <w:ind w:left="6480" w:hanging="360"/>
+      </w:pPr>
+      <w:rPr>
+        <w:rFonts w:ascii="Wingdings" w:hAnsi="Wingdings" w:hint="default"/>
+        <w:sz w:val="20"/>
+      </w:rPr>
+    </w:lvl>
+  </w:abstractNum>
+  <w:abstractNum w:abstractNumId="27" w15:restartNumberingAfterBreak="0">
     <w:nsid w:val="6DE0783D"/>
     <w:multiLevelType w:val="multilevel"/>
     <w:tmpl w:val="26920E6A"/>
@@ -7147,7 +10456,7 @@
       </w:rPr>
     </w:lvl>
   </w:abstractNum>
-  <w:abstractNum w:abstractNumId="17" w15:restartNumberingAfterBreak="0">
+  <w:abstractNum w:abstractNumId="28" w15:restartNumberingAfterBreak="0">
     <w:nsid w:val="717A21F1"/>
     <w:multiLevelType w:val="multilevel"/>
     <w:tmpl w:val="82C8B1CC"/>
@@ -7296,7 +10605,7 @@
       </w:rPr>
     </w:lvl>
   </w:abstractNum>
-  <w:abstractNum w:abstractNumId="18" w15:restartNumberingAfterBreak="0">
+  <w:abstractNum w:abstractNumId="29" w15:restartNumberingAfterBreak="0">
     <w:nsid w:val="739A1AEC"/>
     <w:multiLevelType w:val="multilevel"/>
     <w:tmpl w:val="03424DFE"/>
@@ -7445,7 +10754,156 @@
       </w:rPr>
     </w:lvl>
   </w:abstractNum>
-  <w:abstractNum w:abstractNumId="19" w15:restartNumberingAfterBreak="0">
+  <w:abstractNum w:abstractNumId="30" w15:restartNumberingAfterBreak="0">
+    <w:nsid w:val="74675468"/>
+    <w:multiLevelType w:val="multilevel"/>
+    <w:tmpl w:val="D2BCFE02"/>
+    <w:lvl w:ilvl="0">
+      <w:start w:val="1"/>
+      <w:numFmt w:val="bullet"/>
+      <w:lvlText w:val=""/>
+      <w:lvlJc w:val="left"/>
+      <w:pPr>
+        <w:tabs>
+          <w:tab w:val="num" w:pos="720"/>
+        </w:tabs>
+        <w:ind w:left="720" w:hanging="360"/>
+      </w:pPr>
+      <w:rPr>
+        <w:rFonts w:ascii="Symbol" w:hAnsi="Symbol" w:hint="default"/>
+        <w:sz w:val="20"/>
+      </w:rPr>
+    </w:lvl>
+    <w:lvl w:ilvl="1" w:tentative="1">
+      <w:start w:val="1"/>
+      <w:numFmt w:val="bullet"/>
+      <w:lvlText w:val="o"/>
+      <w:lvlJc w:val="left"/>
+      <w:pPr>
+        <w:tabs>
+          <w:tab w:val="num" w:pos="1440"/>
+        </w:tabs>
+        <w:ind w:left="1440" w:hanging="360"/>
+      </w:pPr>
+      <w:rPr>
+        <w:rFonts w:ascii="Courier New" w:hAnsi="Courier New" w:hint="default"/>
+        <w:sz w:val="20"/>
+      </w:rPr>
+    </w:lvl>
+    <w:lvl w:ilvl="2" w:tentative="1">
+      <w:start w:val="1"/>
+      <w:numFmt w:val="bullet"/>
+      <w:lvlText w:val=""/>
+      <w:lvlJc w:val="left"/>
+      <w:pPr>
+        <w:tabs>
+          <w:tab w:val="num" w:pos="2160"/>
+        </w:tabs>
+        <w:ind w:left="2160" w:hanging="360"/>
+      </w:pPr>
+      <w:rPr>
+        <w:rFonts w:ascii="Wingdings" w:hAnsi="Wingdings" w:hint="default"/>
+        <w:sz w:val="20"/>
+      </w:rPr>
+    </w:lvl>
+    <w:lvl w:ilvl="3" w:tentative="1">
+      <w:start w:val="1"/>
+      <w:numFmt w:val="bullet"/>
+      <w:lvlText w:val=""/>
+      <w:lvlJc w:val="left"/>
+      <w:pPr>
+        <w:tabs>
+          <w:tab w:val="num" w:pos="2880"/>
+        </w:tabs>
+        <w:ind w:left="2880" w:hanging="360"/>
+      </w:pPr>
+      <w:rPr>
+        <w:rFonts w:ascii="Wingdings" w:hAnsi="Wingdings" w:hint="default"/>
+        <w:sz w:val="20"/>
+      </w:rPr>
+    </w:lvl>
+    <w:lvl w:ilvl="4" w:tentative="1">
+      <w:start w:val="1"/>
+      <w:numFmt w:val="bullet"/>
+      <w:lvlText w:val=""/>
+      <w:lvlJc w:val="left"/>
+      <w:pPr>
+        <w:tabs>
+          <w:tab w:val="num" w:pos="3600"/>
+        </w:tabs>
+        <w:ind w:left="3600" w:hanging="360"/>
+      </w:pPr>
+      <w:rPr>
+        <w:rFonts w:ascii="Wingdings" w:hAnsi="Wingdings" w:hint="default"/>
+        <w:sz w:val="20"/>
+      </w:rPr>
+    </w:lvl>
+    <w:lvl w:ilvl="5" w:tentative="1">
+      <w:start w:val="1"/>
+      <w:numFmt w:val="bullet"/>
+      <w:lvlText w:val=""/>
+      <w:lvlJc w:val="left"/>
+      <w:pPr>
+        <w:tabs>
+          <w:tab w:val="num" w:pos="4320"/>
+        </w:tabs>
+        <w:ind w:left="4320" w:hanging="360"/>
+      </w:pPr>
+      <w:rPr>
+        <w:rFonts w:ascii="Wingdings" w:hAnsi="Wingdings" w:hint="default"/>
+        <w:sz w:val="20"/>
+      </w:rPr>
+    </w:lvl>
+    <w:lvl w:ilvl="6" w:tentative="1">
+      <w:start w:val="1"/>
+      <w:numFmt w:val="bullet"/>
+      <w:lvlText w:val=""/>
+      <w:lvlJc w:val="left"/>
+      <w:pPr>
+        <w:tabs>
+          <w:tab w:val="num" w:pos="5040"/>
+        </w:tabs>
+        <w:ind w:left="5040" w:hanging="360"/>
+      </w:pPr>
+      <w:rPr>
+        <w:rFonts w:ascii="Wingdings" w:hAnsi="Wingdings" w:hint="default"/>
+        <w:sz w:val="20"/>
+      </w:rPr>
+    </w:lvl>
+    <w:lvl w:ilvl="7" w:tentative="1">
+      <w:start w:val="1"/>
+      <w:numFmt w:val="bullet"/>
+      <w:lvlText w:val=""/>
+      <w:lvlJc w:val="left"/>
+      <w:pPr>
+        <w:tabs>
+          <w:tab w:val="num" w:pos="5760"/>
+        </w:tabs>
+        <w:ind w:left="5760" w:hanging="360"/>
+      </w:pPr>
+      <w:rPr>
+        <w:rFonts w:ascii="Wingdings" w:hAnsi="Wingdings" w:hint="default"/>
+        <w:sz w:val="20"/>
+      </w:rPr>
+    </w:lvl>
+    <w:lvl w:ilvl="8" w:tentative="1">
+      <w:start w:val="1"/>
+      <w:numFmt w:val="bullet"/>
+      <w:lvlText w:val=""/>
+      <w:lvlJc w:val="left"/>
+      <w:pPr>
+        <w:tabs>
+          <w:tab w:val="num" w:pos="6480"/>
+        </w:tabs>
+        <w:ind w:left="6480" w:hanging="360"/>
+      </w:pPr>
+      <w:rPr>
+        <w:rFonts w:ascii="Wingdings" w:hAnsi="Wingdings" w:hint="default"/>
+        <w:sz w:val="20"/>
+      </w:rPr>
+    </w:lvl>
+  </w:abstractNum>
+  <w:abstractNum w:abstractNumId="31" w15:restartNumberingAfterBreak="0">
     <w:nsid w:val="78871326"/>
     <w:multiLevelType w:val="multilevel"/>
     <w:tmpl w:val="A386CCA6"/>
@@ -7595,64 +11053,100 @@
     </w:lvl>
   </w:abstractNum>
   <w:num w:numId="1" w16cid:durableId="643971293">
+    <w:abstractNumId w:val="13"/>
+  </w:num>
+  <w:num w:numId="2" w16cid:durableId="45227504">
     <w:abstractNumId w:val="7"/>
   </w:num>
-  <w:num w:numId="2" w16cid:durableId="45227504">
+  <w:num w:numId="3" w16cid:durableId="1066104838">
+    <w:abstractNumId w:val="5"/>
+  </w:num>
+  <w:num w:numId="4" w16cid:durableId="1876846296">
+    <w:abstractNumId w:val="18"/>
+  </w:num>
+  <w:num w:numId="5" w16cid:durableId="727188007">
+    <w:abstractNumId w:val="15"/>
+  </w:num>
+  <w:num w:numId="6" w16cid:durableId="1187524572">
+    <w:abstractNumId w:val="17"/>
+  </w:num>
+  <w:num w:numId="7" w16cid:durableId="1036467803">
+    <w:abstractNumId w:val="20"/>
+  </w:num>
+  <w:num w:numId="8" w16cid:durableId="1345983977">
+    <w:abstractNumId w:val="21"/>
+  </w:num>
+  <w:num w:numId="9" w16cid:durableId="349723253">
+    <w:abstractNumId w:val="9"/>
+  </w:num>
+  <w:num w:numId="10" w16cid:durableId="1073283920">
+    <w:abstractNumId w:val="29"/>
+  </w:num>
+  <w:num w:numId="11" w16cid:durableId="1114638546">
+    <w:abstractNumId w:val="22"/>
+  </w:num>
+  <w:num w:numId="12" w16cid:durableId="1356929499">
+    <w:abstractNumId w:val="24"/>
+  </w:num>
+  <w:num w:numId="13" w16cid:durableId="149903333">
+    <w:abstractNumId w:val="1"/>
+  </w:num>
+  <w:num w:numId="14" w16cid:durableId="1077050013">
+    <w:abstractNumId w:val="8"/>
+  </w:num>
+  <w:num w:numId="15" w16cid:durableId="916093983">
+    <w:abstractNumId w:val="10"/>
+  </w:num>
+  <w:num w:numId="16" w16cid:durableId="1522279074">
+    <w:abstractNumId w:val="31"/>
+  </w:num>
+  <w:num w:numId="17" w16cid:durableId="241843152">
+    <w:abstractNumId w:val="25"/>
+  </w:num>
+  <w:num w:numId="18" w16cid:durableId="457071365">
+    <w:abstractNumId w:val="27"/>
+  </w:num>
+  <w:num w:numId="19" w16cid:durableId="1057431049">
+    <w:abstractNumId w:val="6"/>
+  </w:num>
+  <w:num w:numId="20" w16cid:durableId="928199206">
+    <w:abstractNumId w:val="28"/>
+  </w:num>
+  <w:num w:numId="21" w16cid:durableId="2075007780">
+    <w:abstractNumId w:val="11"/>
+  </w:num>
+  <w:num w:numId="22" w16cid:durableId="999620788">
+    <w:abstractNumId w:val="19"/>
+  </w:num>
+  <w:num w:numId="23" w16cid:durableId="478614701">
+    <w:abstractNumId w:val="2"/>
+  </w:num>
+  <w:num w:numId="24" w16cid:durableId="1526015356">
+    <w:abstractNumId w:val="23"/>
+  </w:num>
+  <w:num w:numId="25" w16cid:durableId="584415388">
+    <w:abstractNumId w:val="14"/>
+  </w:num>
+  <w:num w:numId="26" w16cid:durableId="449394568">
+    <w:abstractNumId w:val="12"/>
+  </w:num>
+  <w:num w:numId="27" w16cid:durableId="1429542657">
+    <w:abstractNumId w:val="0"/>
+  </w:num>
+  <w:num w:numId="28" w16cid:durableId="1690448760">
     <w:abstractNumId w:val="3"/>
   </w:num>
-  <w:num w:numId="3" w16cid:durableId="1066104838">
-    <w:abstractNumId w:val="1"/>
+  <w:num w:numId="29" w16cid:durableId="1292714759">
+    <w:abstractNumId w:val="16"/>
   </w:num>
-  <w:num w:numId="4" w16cid:durableId="1876846296">
-    <w:abstractNumId w:val="10"/>
-  </w:num>
-  <w:num w:numId="5" w16cid:durableId="727188007">
-    <w:abstractNumId w:val="8"/>
-  </w:num>
-  <w:num w:numId="6" w16cid:durableId="1187524572">
-    <w:abstractNumId w:val="9"/>
-  </w:num>
-  <w:num w:numId="7" w16cid:durableId="1036467803">
-    <w:abstractNumId w:val="11"/>
-  </w:num>
-  <w:num w:numId="8" w16cid:durableId="1345983977">
-    <w:abstractNumId w:val="12"/>
-  </w:num>
-  <w:num w:numId="9" w16cid:durableId="349723253">
-    <w:abstractNumId w:val="5"/>
-  </w:num>
-  <w:num w:numId="10" w16cid:durableId="1073283920">
-    <w:abstractNumId w:val="18"/>
-  </w:num>
-  <w:num w:numId="11" w16cid:durableId="1114638546">
-    <w:abstractNumId w:val="13"/>
-  </w:num>
-  <w:num w:numId="12" w16cid:durableId="1356929499">
-    <w:abstractNumId w:val="14"/>
-  </w:num>
-  <w:num w:numId="13" w16cid:durableId="149903333">
-    <w:abstractNumId w:val="0"/>
-  </w:num>
-  <w:num w:numId="14" w16cid:durableId="1077050013">
+  <w:num w:numId="30" w16cid:durableId="1076166731">
     <w:abstractNumId w:val="4"/>
   </w:num>
-  <w:num w:numId="15" w16cid:durableId="916093983">
-    <w:abstractNumId w:val="6"/>
+  <w:num w:numId="31" w16cid:durableId="577130353">
+    <w:abstractNumId w:val="30"/>
   </w:num>
-  <w:num w:numId="16" w16cid:durableId="1522279074">
-    <w:abstractNumId w:val="19"/>
-  </w:num>
-  <w:num w:numId="17" w16cid:durableId="241843152">
-    <w:abstractNumId w:val="15"/>
-  </w:num>
-  <w:num w:numId="18" w16cid:durableId="457071365">
-    <w:abstractNumId w:val="16"/>
-  </w:num>
-  <w:num w:numId="19" w16cid:durableId="1057431049">
-    <w:abstractNumId w:val="2"/>
-  </w:num>
-  <w:num w:numId="20" w16cid:durableId="928199206">
-    <w:abstractNumId w:val="17"/>
+  <w:num w:numId="32" w16cid:durableId="2036536207">
+    <w:abstractNumId w:val="26"/>
   </w:num>
 </w:numbering>
 </file>
